--- a/projects/36_slave_dragon_king/세 작품 명백한 오류 모음(용의 공주 10.27 · 흑발 1026 · Dragon Eggs 1023)_10.28.docx
+++ b/projects/36_slave_dragon_king/세 작품 명백한 오류 모음(용의 공주 10.27 · 흑발 1026 · Dragon Eggs 1023)_10.28.docx
@@ -981,7 +981,7 @@
           <w:color w:val="1A1A1A"/>
           <w:sz w:val="21"/>
         </w:rPr>
-        <w:t>: 人物：凡妮莎、爱德华、塞巴斯蒂安、多米尼克、侍女</w:t>
+        <w:t>: 人物：艾薇、凡妮莎、爱德华、车夫、护卫、平民</w:t>
       </w:r>
     </w:p>
     <w:p>
@@ -1004,7 +1004,7 @@
           <w:color w:val="1A1A1A"/>
           <w:sz w:val="21"/>
         </w:rPr>
-        <w:t>: (003-1) 인물: 바네사, 에드워드, 세바스찬, 도미닉, 시녀</w:t>
+        <w:t>: (004-1) 인물: 아이비, 바네사, 에드워드, 마부, 호위병, 평민</w:t>
       </w:r>
     </w:p>
     <w:p>
@@ -1027,7 +1027,7 @@
           <w:color w:val="1A1A1A"/>
           <w:sz w:val="21"/>
         </w:rPr>
-        <w:t>: 人物：艾薇、凡妮莎、爱德华、车夫、护卫、平民</w:t>
+        <w:t>: 人物：艾薇、凡妮莎、爱德华、多米尼克、塞巴斯蒂安、护卫、平民若干</w:t>
       </w:r>
     </w:p>
     <w:p>
@@ -1050,7 +1050,7 @@
           <w:color w:val="1A1A1A"/>
           <w:sz w:val="21"/>
         </w:rPr>
-        <w:t>: (004-1) 인물: 아이비, 바네사, 에드워드, 마부, 호위병, 평민</w:t>
+        <w:t>: (006-1) 인물: 아이비, 바네사, 에드워드, 도미닉, 세바스찬, 호위병, 평민 여럿</w:t>
       </w:r>
     </w:p>
     <w:p>
@@ -1073,7 +1073,7 @@
           <w:color w:val="1A1A1A"/>
           <w:sz w:val="21"/>
         </w:rPr>
-        <w:t>: 人物：艾薇、凡妮莎、爱德华、多米尼克、塞巴斯蒂安、护卫、平民若干</w:t>
+        <w:t>: 人物：艾薇、凡妮莎、塞巴斯蒂安、多米尼克、宾客若干</w:t>
       </w:r>
     </w:p>
     <w:p>
@@ -1096,7 +1096,7 @@
           <w:color w:val="1A1A1A"/>
           <w:sz w:val="21"/>
         </w:rPr>
-        <w:t>: (006-1) 인물: 아이비, 바네사, 에드워드, 도미닉, 세바스찬, 호위병, 평민 여럿</w:t>
+        <w:t>: (008-1) 인물: 아이비, 바네사, 세바스찬, 도미닉, 손님 여럿</w:t>
       </w:r>
     </w:p>
     <w:p>
@@ -1110,7 +1110,7 @@
           <w:color w:val="1A1A1A"/>
           <w:sz w:val="21"/>
         </w:rPr>
-        <w:t>원문</w:t>
+        <w:t>문제</w:t>
       </w:r>
       <w:r>
         <w:rPr>
@@ -1119,99 +1119,7 @@
           <w:color w:val="1A1A1A"/>
           <w:sz w:val="21"/>
         </w:rPr>
-        <w:t>: 人物：凡妮莎、爱德华、塞巴斯蒂安、多米尼克、艾薇、贵族少女、平民</w:t>
-      </w:r>
-    </w:p>
-    <w:p>
-      <w:pPr>
-        <w:spacing w:before="0" w:after="100" w:line="312" w:lineRule="auto"/>
-      </w:pPr>
-      <w:r>
-        <w:rPr>
-          <w:rFonts w:ascii="맑은 고딕" w:hAnsi="맑은 고딕" w:eastAsia="맑은 고딕"/>
-          <w:b/>
-          <w:color w:val="1A1A1A"/>
-          <w:sz w:val="21"/>
-        </w:rPr>
-        <w:t>번역</w:t>
-      </w:r>
-      <w:r>
-        <w:rPr>
-          <w:rFonts w:ascii="맑은 고딕" w:hAnsi="맑은 고딕" w:eastAsia="맑은 고딕"/>
-          <w:b w:val="0"/>
-          <w:color w:val="1A1A1A"/>
-          <w:sz w:val="21"/>
-        </w:rPr>
-        <w:t>: (007-1) 인물: 바네사, 에드워드, 세바스찬, 도미닉, 아이비, 귀족 아가씨, 평민</w:t>
-      </w:r>
-    </w:p>
-    <w:p>
-      <w:pPr>
-        <w:spacing w:before="0" w:after="100" w:line="312" w:lineRule="auto"/>
-      </w:pPr>
-      <w:r>
-        <w:rPr>
-          <w:rFonts w:ascii="맑은 고딕" w:hAnsi="맑은 고딕" w:eastAsia="맑은 고딕"/>
-          <w:b/>
-          <w:color w:val="1A1A1A"/>
-          <w:sz w:val="21"/>
-        </w:rPr>
-        <w:t>원문</w:t>
-      </w:r>
-      <w:r>
-        <w:rPr>
-          <w:rFonts w:ascii="맑은 고딕" w:hAnsi="맑은 고딕" w:eastAsia="맑은 고딕"/>
-          <w:b w:val="0"/>
-          <w:color w:val="1A1A1A"/>
-          <w:sz w:val="21"/>
-        </w:rPr>
-        <w:t>: 人物：艾薇、凡妮莎、塞巴斯蒂安、多米尼克、宾客若干</w:t>
-      </w:r>
-    </w:p>
-    <w:p>
-      <w:pPr>
-        <w:spacing w:before="0" w:after="100" w:line="312" w:lineRule="auto"/>
-      </w:pPr>
-      <w:r>
-        <w:rPr>
-          <w:rFonts w:ascii="맑은 고딕" w:hAnsi="맑은 고딕" w:eastAsia="맑은 고딕"/>
-          <w:b/>
-          <w:color w:val="1A1A1A"/>
-          <w:sz w:val="21"/>
-        </w:rPr>
-        <w:t>번역</w:t>
-      </w:r>
-      <w:r>
-        <w:rPr>
-          <w:rFonts w:ascii="맑은 고딕" w:hAnsi="맑은 고딕" w:eastAsia="맑은 고딕"/>
-          <w:b w:val="0"/>
-          <w:color w:val="1A1A1A"/>
-          <w:sz w:val="21"/>
-        </w:rPr>
-        <w:t>: (008-1) 인물: 아이비, 바네사, 세바스찬, 도미닉, 손님 여럿</w:t>
-      </w:r>
-    </w:p>
-    <w:p>
-      <w:pPr>
-        <w:spacing w:before="0" w:after="100" w:line="312" w:lineRule="auto"/>
-      </w:pPr>
-      <w:r>
-        <w:rPr>
-          <w:rFonts w:ascii="맑은 고딕" w:hAnsi="맑은 고딕" w:eastAsia="맑은 고딕"/>
-          <w:b/>
-          <w:color w:val="1A1A1A"/>
-          <w:sz w:val="21"/>
-        </w:rPr>
-        <w:t>문제</w:t>
-      </w:r>
-      <w:r>
-        <w:rPr>
-          <w:rFonts w:ascii="맑은 고딕" w:hAnsi="맑은 고딕" w:eastAsia="맑은 고딕"/>
-          <w:b w:val="0"/>
-          <w:color w:val="1A1A1A"/>
-          <w:sz w:val="21"/>
-        </w:rPr>
-        <w:t>: AI 제작은 인물 줄대로 컷에 사람을 넣어요. 없는 사람이 적혀 있으면 화면에 들어가고, 있는 사람이 빠져 있으면 화면에서 빠져요.</w:t>
+        <w:t>: 장면에 나오는 사람이 인물 줄에 빠져 있거나, 그 장면에 있을 수 없는 사람이 적혀 있어요. 인물 줄대로 만들면 나오는 사람이 화면에서 빠져요.</w:t>
       </w:r>
     </w:p>
     <w:p>
@@ -1279,7 +1187,7 @@
           <w:color w:val="1A1A1A"/>
           <w:sz w:val="21"/>
         </w:rPr>
-        <w:t>· 003-1: 시녀가 한 번도 안 나와요. 侍女를 빼 주세요.</w:t>
+        <w:t>· 004-1: 에드워드는 4화에 안 나와요(5화 「人群分开。爱德华、塞巴斯蒂安和多米尼克大步走来。」에 처음 와요). 爱德华를 빼 주세요.</w:t>
       </w:r>
     </w:p>
     <w:p>
@@ -1294,37 +1202,7 @@
           <w:color w:val="1A1A1A"/>
           <w:sz w:val="21"/>
         </w:rPr>
-        <w:t>· 004-1: 에드워드는 4화에 안 나와요(5화 「人群分开。爱德华、塞巴斯蒂安和多米尼克大步走来。」에 처음 와요). 爱德华를 빼 주세요.</w:t>
-      </w:r>
-    </w:p>
-    <w:p>
-      <w:pPr>
-        <w:spacing w:before="0" w:after="60" w:line="312" w:lineRule="auto"/>
-        <w:ind w:left="240" w:hanging="180"/>
-      </w:pPr>
-      <w:r>
-        <w:rPr>
-          <w:rFonts w:ascii="맑은 고딕" w:hAnsi="맑은 고딕" w:eastAsia="맑은 고딕"/>
-          <w:b w:val="0"/>
-          <w:color w:val="1A1A1A"/>
-          <w:sz w:val="21"/>
-        </w:rPr>
         <w:t>· 006-1: 끝에 마부가 행렬을 출발시켜요. 车夫를 넣어 주세요.</w:t>
-      </w:r>
-    </w:p>
-    <w:p>
-      <w:pPr>
-        <w:spacing w:before="0" w:after="60" w:line="312" w:lineRule="auto"/>
-        <w:ind w:left="240" w:hanging="180"/>
-      </w:pPr>
-      <w:r>
-        <w:rPr>
-          <w:rFonts w:ascii="맑은 고딕" w:hAnsi="맑은 고딕" w:eastAsia="맑은 고딕"/>
-          <w:b w:val="0"/>
-          <w:color w:val="1A1A1A"/>
-          <w:sz w:val="21"/>
-        </w:rPr>
-        <w:t>· 007-1: 귀족 아가씨가 안 나와요. 贵族少女를 빼 주세요.</w:t>
       </w:r>
     </w:p>
     <w:p>
@@ -2796,7 +2674,7 @@
           <w:color w:val="1A1A1A"/>
           <w:sz w:val="22"/>
         </w:rPr>
-        <w:t>[3 · 5 · 7 · 8 · 9 · 10 · 14 · 15화] 인물(角色) 줄이 실제로 나오는 사람과 달라요</w:t>
+        <w:t>[3 · 5 · 7 · 9 · 10 · 14 · 15화] 장면에 나오는 사람이 인물(角色) 줄에 없거나 다르게 적혀 있어요</w:t>
       </w:r>
     </w:p>
     <w:p>
@@ -2894,7 +2772,7 @@
           <w:color w:val="1A1A1A"/>
           <w:sz w:val="21"/>
         </w:rPr>
-        <w:t>· 08-1 · 角色：奥利维亚、珍娜、达米安、公爵、贵族A、贵族B</w:t>
+        <w:t>· 09-2 · 角色：奥利维亚、母亲</w:t>
       </w:r>
     </w:p>
     <w:p>
@@ -2909,7 +2787,7 @@
           <w:color w:val="1A1A1A"/>
           <w:sz w:val="21"/>
         </w:rPr>
-        <w:t>· 09-1 · 角色：奥利维亚、珍娜、达米安、加布里埃尔、暗精灵骑士若干、贵族若干</w:t>
+        <w:t>· 14-1 · 角色：奥利维亚、加布里埃尔</w:t>
       </w:r>
     </w:p>
     <w:p>
@@ -2924,7 +2802,30 @@
           <w:color w:val="1A1A1A"/>
           <w:sz w:val="21"/>
         </w:rPr>
-        <w:t>· 09-2 · 角色：奥利维亚、母亲</w:t>
+        <w:t>· 14-2 · 15-1 · 角色：达米安、随从</w:t>
+      </w:r>
+    </w:p>
+    <w:p>
+      <w:pPr>
+        <w:spacing w:before="0" w:after="100" w:line="312" w:lineRule="auto"/>
+      </w:pPr>
+      <w:r>
+        <w:rPr>
+          <w:rFonts w:ascii="맑은 고딕" w:hAnsi="맑은 고딕" w:eastAsia="맑은 고딕"/>
+          <w:b/>
+          <w:color w:val="1A1A1A"/>
+          <w:sz w:val="21"/>
+        </w:rPr>
+        <w:t>번역</w:t>
+      </w:r>
+      <w:r>
+        <w:rPr>
+          <w:rFonts w:ascii="맑은 고딕" w:hAnsi="맑은 고딕" w:eastAsia="맑은 고딕"/>
+          <w:b w:val="0"/>
+          <w:color w:val="1A1A1A"/>
+          <w:sz w:val="21"/>
+        </w:rPr>
+        <w:t>:</w:t>
       </w:r>
     </w:p>
     <w:p>
@@ -2939,7 +2840,7 @@
           <w:color w:val="1A1A1A"/>
           <w:sz w:val="21"/>
         </w:rPr>
-        <w:t>· 10-1 · △黛安见状，尖声指向奥利维亚。</w:t>
+        <w:t>· 03-3 · 등장인물: 어린 올리비아, 다이앤</w:t>
       </w:r>
     </w:p>
     <w:p>
@@ -2954,7 +2855,7 @@
           <w:color w:val="1A1A1A"/>
           <w:sz w:val="21"/>
         </w:rPr>
-        <w:t>· 14-1 · 角色：奥利维亚、加布里埃尔</w:t>
+        <w:t>· 03-3 · △ 다이앤이 올리비아의 머리채를 잡아당기며 차갑게 말한다.</w:t>
       </w:r>
     </w:p>
     <w:p>
@@ -2969,30 +2870,7 @@
           <w:color w:val="1A1A1A"/>
           <w:sz w:val="21"/>
         </w:rPr>
-        <w:t>· 14-2 · 15-1 · 角色：达米安、随从</w:t>
-      </w:r>
-    </w:p>
-    <w:p>
-      <w:pPr>
-        <w:spacing w:before="0" w:after="100" w:line="312" w:lineRule="auto"/>
-      </w:pPr>
-      <w:r>
-        <w:rPr>
-          <w:rFonts w:ascii="맑은 고딕" w:hAnsi="맑은 고딕" w:eastAsia="맑은 고딕"/>
-          <w:b/>
-          <w:color w:val="1A1A1A"/>
-          <w:sz w:val="21"/>
-        </w:rPr>
-        <w:t>번역</w:t>
-      </w:r>
-      <w:r>
-        <w:rPr>
-          <w:rFonts w:ascii="맑은 고딕" w:hAnsi="맑은 고딕" w:eastAsia="맑은 고딕"/>
-          <w:b w:val="0"/>
-          <w:color w:val="1A1A1A"/>
-          <w:sz w:val="21"/>
-        </w:rPr>
-        <w:t>:</w:t>
+        <w:t>· 05-1 · 등장인물: 올리비아, 데미안, 제나, 암살자, 하녀 여러 명</w:t>
       </w:r>
     </w:p>
     <w:p>
@@ -3007,7 +2885,7 @@
           <w:color w:val="1A1A1A"/>
           <w:sz w:val="21"/>
         </w:rPr>
-        <w:t>· 03-3 · 등장인물: 어린 올리비아, 다이앤</w:t>
+        <w:t>· 07-1 · 등장인물: 제나, 데미안, 올리비아, 공작, 귀족 여러 명, 하인 여러 명</w:t>
       </w:r>
     </w:p>
     <w:p>
@@ -3022,7 +2900,7 @@
           <w:color w:val="1A1A1A"/>
           <w:sz w:val="21"/>
         </w:rPr>
-        <w:t>· 03-3 · △ 다이앤이 올리비아의 머리채를 잡아당기며 차갑게 말한다.</w:t>
+        <w:t>· 09-2 · 등장인물: 올리비아, 어머니</w:t>
       </w:r>
     </w:p>
     <w:p>
@@ -3037,7 +2915,7 @@
           <w:color w:val="1A1A1A"/>
           <w:sz w:val="21"/>
         </w:rPr>
-        <w:t>· 05-1 · 등장인물: 올리비아, 데미안, 제나, 암살자, 하녀 여러 명</w:t>
+        <w:t>· 14-1 · 등장인물: 올리비아, 가브리엘</w:t>
       </w:r>
     </w:p>
     <w:p>
@@ -3052,7 +2930,30 @@
           <w:color w:val="1A1A1A"/>
           <w:sz w:val="21"/>
         </w:rPr>
-        <w:t>· 07-1 · 등장인물: 제나, 데미안, 올리비아, 공작, 귀족 여러 명, 하인 여러 명</w:t>
+        <w:t>· 14-2 · 15-1 · 등장인물: 데미안, 시종</w:t>
+      </w:r>
+    </w:p>
+    <w:p>
+      <w:pPr>
+        <w:spacing w:before="0" w:after="100" w:line="312" w:lineRule="auto"/>
+      </w:pPr>
+      <w:r>
+        <w:rPr>
+          <w:rFonts w:ascii="맑은 고딕" w:hAnsi="맑은 고딕" w:eastAsia="맑은 고딕"/>
+          <w:b/>
+          <w:color w:val="1A1A1A"/>
+          <w:sz w:val="21"/>
+        </w:rPr>
+        <w:t>문제</w:t>
+      </w:r>
+      <w:r>
+        <w:rPr>
+          <w:rFonts w:ascii="맑은 고딕" w:hAnsi="맑은 고딕" w:eastAsia="맑은 고딕"/>
+          <w:b w:val="0"/>
+          <w:color w:val="1A1A1A"/>
+          <w:sz w:val="21"/>
+        </w:rPr>
+        <w:t>:</w:t>
       </w:r>
     </w:p>
     <w:p>
@@ -3067,7 +2968,7 @@
           <w:color w:val="1A1A1A"/>
           <w:sz w:val="21"/>
         </w:rPr>
-        <w:t>· 08-1 · 등장인물: 올리비아, 제나, 데미안, 공작, 귀족 A, 귀족 B</w:t>
+        <w:t>· 03-3: 어린 시절 회상인데 지문이 어른 이름 "奥利维亚"예요.</w:t>
       </w:r>
     </w:p>
     <w:p>
@@ -3082,7 +2983,7 @@
           <w:color w:val="1A1A1A"/>
           <w:sz w:val="21"/>
         </w:rPr>
-        <w:t>· 09-1 · 등장인물: 올리비아, 제나, 데미안, 가브리엘, 다크 엘프 기사 여러 명, 귀족 여러 명</w:t>
+        <w:t>· 05-1: 仆人A가 대사를 하는데 인물 줄에 없고, 같은 무리를 "女仆"와 "侍女"로 섞어 불러요.</w:t>
       </w:r>
     </w:p>
     <w:p>
@@ -3097,7 +2998,7 @@
           <w:color w:val="1A1A1A"/>
           <w:sz w:val="21"/>
         </w:rPr>
-        <w:t>· 09-2 · 등장인물: 올리비아, 어머니</w:t>
+        <w:t>· 07-1 · 10-1: 卫兵이 나오는데 인물 줄에 없어요.</w:t>
       </w:r>
     </w:p>
     <w:p>
@@ -3112,7 +3013,7 @@
           <w:color w:val="1A1A1A"/>
           <w:sz w:val="21"/>
         </w:rPr>
-        <w:t>· 10-1 · △ 다이앤이 이를 보고 날카로운 목소리로 올리비아를 가리킨다.</w:t>
+        <w:t>· 09-2: 인물 줄은 "奥利维亚"인데 지문은 "小奥利维亚"(아역)예요. 이대로면 어른 배우로 잡혀요.</w:t>
       </w:r>
     </w:p>
     <w:p>
@@ -3127,7 +3028,7 @@
           <w:color w:val="1A1A1A"/>
           <w:sz w:val="21"/>
         </w:rPr>
-        <w:t>· 14-1 · 등장인물: 올리비아, 가브리엘</w:t>
+        <w:t>· 14-1: 회상에 나오는 小加布里埃尔과 小奥利维亚(대사 있음)가 인물 줄에 없어요.</w:t>
       </w:r>
     </w:p>
     <w:p>
@@ -3142,7 +3043,7 @@
           <w:color w:val="1A1A1A"/>
           <w:sz w:val="21"/>
         </w:rPr>
-        <w:t>· 14-2 · 15-1 · 등장인물: 데미안, 시종</w:t>
+        <w:t>· 14-2 · 15-1: 테라스 위 올리비아와 가브리엘이 화면에 잡히는데 인물 줄에 없어요.</w:t>
       </w:r>
     </w:p>
     <w:p>
@@ -3156,7 +3057,7 @@
           <w:color w:val="1A1A1A"/>
           <w:sz w:val="21"/>
         </w:rPr>
-        <w:t>문제</w:t>
+        <w:t>제안</w:t>
       </w:r>
       <w:r>
         <w:rPr>
@@ -3180,7 +3081,7 @@
           <w:color w:val="1A1A1A"/>
           <w:sz w:val="21"/>
         </w:rPr>
-        <w:t>· 03-3: 어린 시절 회상인데 지문이 어른 이름 "奥利维亚"예요.</w:t>
+        <w:t>· 03-3: 「△黛安拽着小奥利维亚的头发，冷冷开口。」</w:t>
       </w:r>
     </w:p>
     <w:p>
@@ -3195,150 +3096,7 @@
           <w:color w:val="1A1A1A"/>
           <w:sz w:val="21"/>
         </w:rPr>
-        <w:t>· 05-1: 仆人A가 대사를 하는데 인물 줄에 없고, 같은 무리를 "女仆"와 "侍女"로 섞어 불러요.</w:t>
-      </w:r>
-    </w:p>
-    <w:p>
-      <w:pPr>
-        <w:spacing w:before="0" w:after="60" w:line="312" w:lineRule="auto"/>
-        <w:ind w:left="240" w:hanging="180"/>
-      </w:pPr>
-      <w:r>
-        <w:rPr>
-          <w:rFonts w:ascii="맑은 고딕" w:hAnsi="맑은 고딕" w:eastAsia="맑은 고딕"/>
-          <w:b w:val="0"/>
-          <w:color w:val="1A1A1A"/>
-          <w:sz w:val="21"/>
-        </w:rPr>
-        <w:t>· 07-1 · 08-1 · 09-1: 같은 밤 같은 홀인데 세 화 인물 줄 모두 다이앤이 없고, 10화 첫 장면에서 다이앤이 바로 소리쳐요. 09-1엔 공작도 없는데, 11화 올리비아 "当我跪在地上为母亲的遗物哭泣时，你记得我也是你女儿吗？"는 공작이 9화를 봤다는 말이에요.</w:t>
-      </w:r>
-    </w:p>
-    <w:p>
-      <w:pPr>
-        <w:spacing w:before="0" w:after="60" w:line="312" w:lineRule="auto"/>
-        <w:ind w:left="240" w:hanging="180"/>
-      </w:pPr>
-      <w:r>
-        <w:rPr>
-          <w:rFonts w:ascii="맑은 고딕" w:hAnsi="맑은 고딕" w:eastAsia="맑은 고딕"/>
-          <w:b w:val="0"/>
-          <w:color w:val="1A1A1A"/>
-          <w:sz w:val="21"/>
-        </w:rPr>
-        <w:t>· 07-1 · 10-1: 卫兵이 나오는데 인물 줄에 없어요.</w:t>
-      </w:r>
-    </w:p>
-    <w:p>
-      <w:pPr>
-        <w:spacing w:before="0" w:after="60" w:line="312" w:lineRule="auto"/>
-        <w:ind w:left="240" w:hanging="180"/>
-      </w:pPr>
-      <w:r>
-        <w:rPr>
-          <w:rFonts w:ascii="맑은 고딕" w:hAnsi="맑은 고딕" w:eastAsia="맑은 고딕"/>
-          <w:b w:val="0"/>
-          <w:color w:val="1A1A1A"/>
-          <w:sz w:val="21"/>
-        </w:rPr>
-        <w:t>· 09-2: 인물 줄은 "奥利维亚"인데 지문은 "小奥利维亚"(아역)예요. 이대로면 어른 배우로 잡혀요.</w:t>
-      </w:r>
-    </w:p>
-    <w:p>
-      <w:pPr>
-        <w:spacing w:before="0" w:after="60" w:line="312" w:lineRule="auto"/>
-        <w:ind w:left="240" w:hanging="180"/>
-      </w:pPr>
-      <w:r>
-        <w:rPr>
-          <w:rFonts w:ascii="맑은 고딕" w:hAnsi="맑은 고딕" w:eastAsia="맑은 고딕"/>
-          <w:b w:val="0"/>
-          <w:color w:val="1A1A1A"/>
-          <w:sz w:val="21"/>
-        </w:rPr>
-        <w:t>· 14-1: 회상에 나오는 小加布里埃尔과 小奥利维亚(대사 있음)가 인물 줄에 없어요.</w:t>
-      </w:r>
-    </w:p>
-    <w:p>
-      <w:pPr>
-        <w:spacing w:before="0" w:after="60" w:line="312" w:lineRule="auto"/>
-        <w:ind w:left="240" w:hanging="180"/>
-      </w:pPr>
-      <w:r>
-        <w:rPr>
-          <w:rFonts w:ascii="맑은 고딕" w:hAnsi="맑은 고딕" w:eastAsia="맑은 고딕"/>
-          <w:b w:val="0"/>
-          <w:color w:val="1A1A1A"/>
-          <w:sz w:val="21"/>
-        </w:rPr>
-        <w:t>· 14-2 · 15-1: 테라스 위 올리비아와 가브리엘이 화면에 잡히는데 인물 줄에 없어요.</w:t>
-      </w:r>
-    </w:p>
-    <w:p>
-      <w:pPr>
-        <w:spacing w:before="0" w:after="100" w:line="312" w:lineRule="auto"/>
-      </w:pPr>
-      <w:r>
-        <w:rPr>
-          <w:rFonts w:ascii="맑은 고딕" w:hAnsi="맑은 고딕" w:eastAsia="맑은 고딕"/>
-          <w:b/>
-          <w:color w:val="1A1A1A"/>
-          <w:sz w:val="21"/>
-        </w:rPr>
-        <w:t>제안</w:t>
-      </w:r>
-      <w:r>
-        <w:rPr>
-          <w:rFonts w:ascii="맑은 고딕" w:hAnsi="맑은 고딕" w:eastAsia="맑은 고딕"/>
-          <w:b w:val="0"/>
-          <w:color w:val="1A1A1A"/>
-          <w:sz w:val="21"/>
-        </w:rPr>
-        <w:t>:</w:t>
-      </w:r>
-    </w:p>
-    <w:p>
-      <w:pPr>
-        <w:spacing w:before="0" w:after="60" w:line="312" w:lineRule="auto"/>
-        <w:ind w:left="240" w:hanging="180"/>
-      </w:pPr>
-      <w:r>
-        <w:rPr>
-          <w:rFonts w:ascii="맑은 고딕" w:hAnsi="맑은 고딕" w:eastAsia="맑은 고딕"/>
-          <w:b w:val="0"/>
-          <w:color w:val="1A1A1A"/>
-          <w:sz w:val="21"/>
-        </w:rPr>
-        <w:t>· 03-3: 「△黛安拽着小奥利维亚的头发，冷冷开口。」</w:t>
-      </w:r>
-    </w:p>
-    <w:p>
-      <w:pPr>
-        <w:spacing w:before="0" w:after="60" w:line="312" w:lineRule="auto"/>
-        <w:ind w:left="240" w:hanging="180"/>
-      </w:pPr>
-      <w:r>
-        <w:rPr>
-          <w:rFonts w:ascii="맑은 고딕" w:hAnsi="맑은 고딕" w:eastAsia="맑은 고딕"/>
-          <w:b w:val="0"/>
-          <w:color w:val="1A1A1A"/>
-          <w:sz w:val="21"/>
-        </w:rPr>
         <w:t>· 05-1: 仆人A를 넣어 주세요(위 2장 5화 블록대로 하인 A 줄을 빼면 안 넣어도 돼요). 女仆와 侍女는 하나로 맞춰 주세요.</w:t>
-      </w:r>
-    </w:p>
-    <w:p>
-      <w:pPr>
-        <w:spacing w:before="0" w:after="60" w:line="312" w:lineRule="auto"/>
-        <w:ind w:left="240" w:hanging="180"/>
-      </w:pPr>
-      <w:r>
-        <w:rPr>
-          <w:rFonts w:ascii="맑은 고딕" w:hAnsi="맑은 고딕" w:eastAsia="맑은 고딕"/>
-          <w:b w:val="0"/>
-          <w:color w:val="1A1A1A"/>
-          <w:sz w:val="21"/>
-        </w:rPr>
-        <w:t>· 07-1 · 08-1 · 09-1: 黛安을 넣어 주세요. 09-1엔 公爵도 넣어 주세요.</w:t>
       </w:r>
     </w:p>
     <w:p>
@@ -4098,7 +3856,7 @@
           <w:color w:val="1A1A1A"/>
           <w:sz w:val="22"/>
         </w:rPr>
-        <w:t>[3·4화 · 4·5화 · 6·7화 사이] 장면이 그대로 이어지는데 인물 줄에서 사람이 빠지거나 생겨요</w:t>
+        <w:t>[2화 · 2-2] 2-2 병사 이름표가 1-2 병사와 같고, 한 장면 안에서도 세 가지로 불려요</w:t>
       </w:r>
     </w:p>
     <w:p>
@@ -4135,7 +3893,7 @@
           <w:color w:val="1A1A1A"/>
           <w:sz w:val="21"/>
         </w:rPr>
-        <w:t>(3-3 인물 줄) 出场人物：伊索尔德、王宫卫兵、埃德里克</w:t>
+        <w:t>(1-2 인물 줄) 出场人物：伊索尔德、恶霸士兵、边境士兵1、边境士兵2</w:t>
       </w:r>
     </w:p>
     <w:p>
@@ -4149,7 +3907,7 @@
           <w:color w:val="1A1A1A"/>
           <w:sz w:val="21"/>
         </w:rPr>
-        <w:t>(4-1) △恢弘空旷的大殿，高窗投下束束日光。两列贵族分立大殿两侧，交头接耳，目光全都落在跪倒在地的伊索尔德身上。</w:t>
+        <w:t>(2-2 인물 줄) 出场人物：伊索尔德、小镇居民数名、边境巡逻士兵1、巡逻士兵2</w:t>
       </w:r>
     </w:p>
     <w:p>
@@ -4163,7 +3921,7 @@
           <w:color w:val="1A1A1A"/>
           <w:sz w:val="21"/>
         </w:rPr>
-        <w:t>(4-1 인물 줄) 出场人物：伊索尔德、埃德里克、赫尔加、众贵族、王宫卫兵</w:t>
+        <w:t>(2-2) 边境士兵1（厉声）：站住！怀里藏的什么东西，交出来！</w:t>
       </w:r>
     </w:p>
     <w:p>
@@ -4177,7 +3935,7 @@
           <w:color w:val="1A1A1A"/>
           <w:sz w:val="21"/>
         </w:rPr>
-        <w:t>(5-1 인물 줄) 出场人物：伊索尔德、埃德里克、卫兵</w:t>
+        <w:t>(2-2) △士兵2粗暴地伸手，硬生生从伊索尔德怀里将两颗龙蛋夺走！</w:t>
       </w:r>
     </w:p>
     <w:p>
@@ -4191,7 +3949,7 @@
           <w:color w:val="1A1A1A"/>
           <w:sz w:val="21"/>
         </w:rPr>
-        <w:t>(6-1) △全场的哄笑声瞬间死寂。贵族们倒吸一口凉气。</w:t>
+        <w:t>(2-2) △士兵1一把将伊索尔德推倒在地，不理会她的哭喊，带着龙蛋朝着兵营方向离去。</w:t>
       </w:r>
     </w:p>
     <w:p>
@@ -4201,11 +3959,20 @@
       <w:r>
         <w:rPr>
           <w:rFonts w:ascii="맑은 고딕" w:hAnsi="맑은 고딕" w:eastAsia="맑은 고딕"/>
+          <w:b/>
+          <w:color w:val="1A1A1A"/>
+          <w:sz w:val="21"/>
+        </w:rPr>
+        <w:t>번역</w:t>
+      </w:r>
+      <w:r>
+        <w:rPr>
+          <w:rFonts w:ascii="맑은 고딕" w:hAnsi="맑은 고딕" w:eastAsia="맑은 고딕"/>
           <w:b w:val="0"/>
           <w:color w:val="1A1A1A"/>
           <w:sz w:val="21"/>
         </w:rPr>
-        <w:t>(7-1 인물 줄) 出场人物：伊索尔德、埃德里克、卫兵</w:t>
+        <w:t>:</w:t>
       </w:r>
     </w:p>
     <w:p>
@@ -4215,10 +3982,205 @@
       <w:r>
         <w:rPr>
           <w:rFonts w:ascii="맑은 고딕" w:hAnsi="맑은 고딕" w:eastAsia="맑은 고딕"/>
+          <w:b w:val="0"/>
+          <w:color w:val="1A1A1A"/>
+          <w:sz w:val="21"/>
+        </w:rPr>
+        <w:t>1-2 등장인물: 이졸데, 악질 병사, 국경 병사 1, 국경 병사 2</w:t>
+      </w:r>
+    </w:p>
+    <w:p>
+      <w:pPr>
+        <w:spacing w:before="0" w:after="100" w:line="312" w:lineRule="auto"/>
+      </w:pPr>
+      <w:r>
+        <w:rPr>
+          <w:rFonts w:ascii="맑은 고딕" w:hAnsi="맑은 고딕" w:eastAsia="맑은 고딕"/>
+          <w:b w:val="0"/>
+          <w:color w:val="1A1A1A"/>
+          <w:sz w:val="21"/>
+        </w:rPr>
+        <w:t>2-2 등장인물: 이졸데, 마을 주민 여럿, 국경 순찰 병사 1, 순찰 병사 2</w:t>
+      </w:r>
+    </w:p>
+    <w:p>
+      <w:pPr>
+        <w:spacing w:before="0" w:after="100" w:line="312" w:lineRule="auto"/>
+      </w:pPr>
+      <w:r>
+        <w:rPr>
+          <w:rFonts w:ascii="맑은 고딕" w:hAnsi="맑은 고딕" w:eastAsia="맑은 고딕"/>
+          <w:b w:val="0"/>
+          <w:color w:val="1A1A1A"/>
+          <w:sz w:val="21"/>
+        </w:rPr>
+        <w:t>국경 병사 1(호통치며): 멈춰! 품에 숨긴 게 뭐야? 내놔!</w:t>
+      </w:r>
+    </w:p>
+    <w:p>
+      <w:pPr>
+        <w:spacing w:before="0" w:after="100" w:line="312" w:lineRule="auto"/>
+      </w:pPr>
+      <w:r>
+        <w:rPr>
+          <w:rFonts w:ascii="맑은 고딕" w:hAnsi="맑은 고딕" w:eastAsia="맑은 고딕"/>
+          <w:b w:val="0"/>
+          <w:color w:val="1A1A1A"/>
+          <w:sz w:val="21"/>
+        </w:rPr>
+        <w:t>병사 2가 거칠게 손을 뻗어 이졸데 품에서 알 두 개를 억지로 빼앗는다!</w:t>
+      </w:r>
+    </w:p>
+    <w:p>
+      <w:pPr>
+        <w:spacing w:before="0" w:after="100" w:line="312" w:lineRule="auto"/>
+      </w:pPr>
+      <w:r>
+        <w:rPr>
+          <w:rFonts w:ascii="맑은 고딕" w:hAnsi="맑은 고딕" w:eastAsia="맑은 고딕"/>
+          <w:b w:val="0"/>
+          <w:color w:val="1A1A1A"/>
+          <w:sz w:val="21"/>
+        </w:rPr>
+        <w:t>병사 1이 이졸데를 밀쳐 넘어뜨리고, 울부짖는 소리를 무시한 채 알을 가지고 병영 쪽으로 떠난다.</w:t>
+      </w:r>
+    </w:p>
+    <w:p>
+      <w:pPr>
+        <w:spacing w:before="0" w:after="100" w:line="312" w:lineRule="auto"/>
+      </w:pPr>
+      <w:r>
+        <w:rPr>
+          <w:rFonts w:ascii="맑은 고딕" w:hAnsi="맑은 고딕" w:eastAsia="맑은 고딕"/>
           <w:b/>
           <w:color w:val="1A1A1A"/>
           <w:sz w:val="21"/>
         </w:rPr>
+        <w:t>문제</w:t>
+      </w:r>
+      <w:r>
+        <w:rPr>
+          <w:rFonts w:ascii="맑은 고딕" w:hAnsi="맑은 고딕" w:eastAsia="맑은 고딕"/>
+          <w:b w:val="0"/>
+          <w:color w:val="1A1A1A"/>
+          <w:sz w:val="21"/>
+        </w:rPr>
+        <w:t>: 2-2 대사 줄의 「边境士兵1/2」는 1-2에서 이졸데가 당하는 걸 구경하다 눈에 진흙을 맞은 병사들과 이름표가 같아요. 같은 사람이면 이졸데를 바로 알아봐야 해요. 다른 사람이면, 이름표가 같아서 영상을 만들 때 1-2 병사와 같은 얼굴로 나올 수 있어요. 2-2 안에서도 인물 줄은 「巡逻士兵」, 대사·지문은 「边境士兵」「士兵」으로 섞여 있어요. 그리고 알을 빼앗은 건 병사 2인데 알을 들고 떠나는 건 병사 1이에요.</w:t>
+      </w:r>
+    </w:p>
+    <w:p>
+      <w:pPr>
+        <w:spacing w:before="0" w:after="100" w:line="312" w:lineRule="auto"/>
+      </w:pPr>
+      <w:r>
+        <w:rPr>
+          <w:rFonts w:ascii="맑은 고딕" w:hAnsi="맑은 고딕" w:eastAsia="맑은 고딕"/>
+          <w:b/>
+          <w:color w:val="1A1A1A"/>
+          <w:sz w:val="21"/>
+        </w:rPr>
+        <w:t>제안</w:t>
+      </w:r>
+      <w:r>
+        <w:rPr>
+          <w:rFonts w:ascii="맑은 고딕" w:hAnsi="맑은 고딕" w:eastAsia="맑은 고딕"/>
+          <w:b w:val="0"/>
+          <w:color w:val="1A1A1A"/>
+          <w:sz w:val="21"/>
+        </w:rPr>
+        <w:t>: 다른 병사라면 2-2의 대사·지문을 모두 「巡逻士兵1」「巡逻士兵2」로 맞춰 주세요. 떠나는 줄은 「△巡逻士兵1一把将伊索尔德推倒在地，巡逻士兵2抱着龙蛋，两人朝兵营方向离去。」처럼 알을 든 사람을 맞춰 주세요.</w:t>
+      </w:r>
+    </w:p>
+    <w:p>
+      <w:pPr>
+        <w:spacing w:before="200" w:after="60" w:line="312" w:lineRule="auto"/>
+      </w:pPr>
+      <w:r>
+        <w:rPr>
+          <w:rFonts w:ascii="맑은 고딕" w:hAnsi="맑은 고딕" w:eastAsia="맑은 고딕"/>
+          <w:b/>
+          <w:color w:val="1A1A1A"/>
+          <w:sz w:val="22"/>
+        </w:rPr>
+        <w:t>[8화 · 8-1] 1·3화의 "부러진 비녀 반쪽"이 8화에서 "금비녀"로 바뀌어요</w:t>
+      </w:r>
+    </w:p>
+    <w:p>
+      <w:pPr>
+        <w:spacing w:before="0" w:after="100" w:line="312" w:lineRule="auto"/>
+      </w:pPr>
+      <w:r>
+        <w:rPr>
+          <w:rFonts w:ascii="맑은 고딕" w:hAnsi="맑은 고딕" w:eastAsia="맑은 고딕"/>
+          <w:b/>
+          <w:color w:val="1A1A1A"/>
+          <w:sz w:val="21"/>
+        </w:rPr>
+        <w:t>원문</w:t>
+      </w:r>
+      <w:r>
+        <w:rPr>
+          <w:rFonts w:ascii="맑은 고딕" w:hAnsi="맑은 고딕" w:eastAsia="맑은 고딕"/>
+          <w:b w:val="0"/>
+          <w:color w:val="1A1A1A"/>
+          <w:sz w:val="21"/>
+        </w:rPr>
+        <w:t>:</w:t>
+      </w:r>
+    </w:p>
+    <w:p>
+      <w:pPr>
+        <w:spacing w:before="0" w:after="100" w:line="312" w:lineRule="auto"/>
+      </w:pPr>
+      <w:r>
+        <w:rPr>
+          <w:rFonts w:ascii="맑은 고딕" w:hAnsi="맑은 고딕" w:eastAsia="맑은 고딕"/>
+          <w:b w:val="0"/>
+          <w:color w:val="1A1A1A"/>
+          <w:sz w:val="21"/>
+        </w:rPr>
+        <w:t>(1-2) △挣扎间，伊索尔德摸出藏在发间的半截碎簪，手腕一翻，狠狠扎进按着她的那只手掌。</w:t>
+      </w:r>
+    </w:p>
+    <w:p>
+      <w:pPr>
+        <w:spacing w:before="0" w:after="100" w:line="312" w:lineRule="auto"/>
+      </w:pPr>
+      <w:r>
+        <w:rPr>
+          <w:rFonts w:ascii="맑은 고딕" w:hAnsi="맑은 고딕" w:eastAsia="맑은 고딕"/>
+          <w:b w:val="0"/>
+          <w:color w:val="1A1A1A"/>
+          <w:sz w:val="21"/>
+        </w:rPr>
+        <w:t>(3-1) △伊索尔德借着火光与浓烟的掩护，猛地从侧面扑出，带血的碎簪狠狠扎进抱蛋士兵的肩膀。</w:t>
+      </w:r>
+    </w:p>
+    <w:p>
+      <w:pPr>
+        <w:spacing w:before="0" w:after="100" w:line="312" w:lineRule="auto"/>
+      </w:pPr>
+      <w:r>
+        <w:rPr>
+          <w:rFonts w:ascii="맑은 고딕" w:hAnsi="맑은 고딕" w:eastAsia="맑은 고딕"/>
+          <w:b w:val="0"/>
+          <w:color w:val="1A1A1A"/>
+          <w:sz w:val="21"/>
+        </w:rPr>
+        <w:t>(8-1) △伊索尔德原本哀求的眼神骤然变得狠戾，右手猛地从头发上取下一支金簪。</w:t>
+      </w:r>
+    </w:p>
+    <w:p>
+      <w:pPr>
+        <w:spacing w:before="0" w:after="100" w:line="312" w:lineRule="auto"/>
+      </w:pPr>
+      <w:r>
+        <w:rPr>
+          <w:rFonts w:ascii="맑은 고딕" w:hAnsi="맑은 고딕" w:eastAsia="맑은 고딕"/>
+          <w:b/>
+          <w:color w:val="1A1A1A"/>
+          <w:sz w:val="21"/>
+        </w:rPr>
         <w:t>번역</w:t>
       </w:r>
       <w:r>
@@ -4242,7 +4204,7 @@
           <w:color w:val="1A1A1A"/>
           <w:sz w:val="21"/>
         </w:rPr>
-        <w:t>3-3 등장인물: 이졸데, 왕궁 근위병, 에드릭</w:t>
+        <w:t>몸부림치던 이졸데가 머리카락 사이에 숨긴 부러진 비녀 반쪽을 꺼내, 손목을 틀어 자기를 누르는 손바닥에 꽂는다.</w:t>
       </w:r>
     </w:p>
     <w:p>
@@ -4256,7 +4218,7 @@
           <w:color w:val="1A1A1A"/>
           <w:sz w:val="21"/>
         </w:rPr>
-        <w:t>웅장하고 넓은 대전, 높은 창으로 햇살이 쏟아진다. 귀족들이 대전 양쪽에 두 줄로 서서 수군거리며 무릎 꿇은 이졸데를 본다.</w:t>
+        <w:t>이졸데가 불빛과 연기를 틈타 옆에서 뛰쳐나와, 피 묻은 부러진 비녀를 알을 든 병사의 어깨에 꽂는다.</w:t>
       </w:r>
     </w:p>
     <w:p>
@@ -4270,7 +4232,7 @@
           <w:color w:val="1A1A1A"/>
           <w:sz w:val="21"/>
         </w:rPr>
-        <w:t>4-1 등장인물: 이졸데, 에드릭, 헬가, 귀족들, 왕궁 근위병</w:t>
+        <w:t>애원하던 이졸데의 눈빛이 돌변한다. 오른손으로 머리에서 금비녀 하나를 홱 뽑는다.</w:t>
       </w:r>
     </w:p>
     <w:p>
@@ -4280,11 +4242,20 @@
       <w:r>
         <w:rPr>
           <w:rFonts w:ascii="맑은 고딕" w:hAnsi="맑은 고딕" w:eastAsia="맑은 고딕"/>
+          <w:b/>
+          <w:color w:val="1A1A1A"/>
+          <w:sz w:val="21"/>
+        </w:rPr>
+        <w:t>문제</w:t>
+      </w:r>
+      <w:r>
+        <w:rPr>
+          <w:rFonts w:ascii="맑은 고딕" w:hAnsi="맑은 고딕" w:eastAsia="맑은 고딕"/>
           <w:b w:val="0"/>
           <w:color w:val="1A1A1A"/>
           <w:sz w:val="21"/>
         </w:rPr>
-        <w:t>5-1 등장인물: 이졸데, 에드릭, 근위병</w:t>
+        <w:t>: 1·3화의 무기는 머리에 숨긴 부러진 비녀 반쪽인데, 8화에는 멀쩡한 금비녀가 머리에서 나와요. 영상에서 다른 물건으로 나오고, 감옥에 갇혀 머리채까지 잡혀 끌려다닌 이졸데가 금비녀를 꽂고 있는 것도 어색해요.</w:t>
       </w:r>
     </w:p>
     <w:p>
@@ -4294,11 +4265,34 @@
       <w:r>
         <w:rPr>
           <w:rFonts w:ascii="맑은 고딕" w:hAnsi="맑은 고딕" w:eastAsia="맑은 고딕"/>
+          <w:b/>
+          <w:color w:val="1A1A1A"/>
+          <w:sz w:val="21"/>
+        </w:rPr>
+        <w:t>제안</w:t>
+      </w:r>
+      <w:r>
+        <w:rPr>
+          <w:rFonts w:ascii="맑은 고딕" w:hAnsi="맑은 고딕" w:eastAsia="맑은 고딕"/>
           <w:b w:val="0"/>
           <w:color w:val="1A1A1A"/>
           <w:sz w:val="21"/>
         </w:rPr>
-        <w:t>장내의 웃음소리가 뚝 끊긴다. 귀족들이 숨을 들이켠다.</w:t>
+        <w:t>: 8-1의 「金簪」 세 곳을 「碎簪」으로 바꾸고, 이 줄을 「△伊索尔德原本哀求的眼神骤然变得狠戾，右手猛地从散乱的头发里抽出那半截碎簪。」로 하면 1화에 숨긴 비녀가 8화에 다시 나와요.</w:t>
+      </w:r>
+    </w:p>
+    <w:p>
+      <w:pPr>
+        <w:spacing w:before="200" w:after="60" w:line="312" w:lineRule="auto"/>
+      </w:pPr>
+      <w:r>
+        <w:rPr>
+          <w:rFonts w:ascii="맑은 고딕" w:hAnsi="맑은 고딕" w:eastAsia="맑은 고딕"/>
+          <w:b/>
+          <w:color w:val="1A1A1A"/>
+          <w:sz w:val="22"/>
+        </w:rPr>
+        <w:t>[4·5화 · 4-1 / 5-1] 반지 생김새와 끼고 있는 위치가 바뀌어요</w:t>
       </w:r>
     </w:p>
     <w:p>
@@ -4308,11 +4302,20 @@
       <w:r>
         <w:rPr>
           <w:rFonts w:ascii="맑은 고딕" w:hAnsi="맑은 고딕" w:eastAsia="맑은 고딕"/>
+          <w:b/>
+          <w:color w:val="1A1A1A"/>
+          <w:sz w:val="21"/>
+        </w:rPr>
+        <w:t>원문</w:t>
+      </w:r>
+      <w:r>
+        <w:rPr>
+          <w:rFonts w:ascii="맑은 고딕" w:hAnsi="맑은 고딕" w:eastAsia="맑은 고딕"/>
           <w:b w:val="0"/>
           <w:color w:val="1A1A1A"/>
           <w:sz w:val="21"/>
         </w:rPr>
-        <w:t>7-1 등장인물: 이졸데, 에드릭, 근위병</w:t>
+        <w:t>:</w:t>
       </w:r>
     </w:p>
     <w:p>
@@ -4322,10 +4325,89 @@
       <w:r>
         <w:rPr>
           <w:rFonts w:ascii="맑은 고딕" w:hAnsi="맑은 고딕" w:eastAsia="맑은 고딕"/>
+          <w:b w:val="0"/>
+          <w:color w:val="1A1A1A"/>
+          <w:sz w:val="21"/>
+        </w:rPr>
+        <w:t>(4-1) △伊索尔德从贴身衣襟里摸出一枚黑底金纹，龙形环绕的戒指。她将戒指高高举起。</w:t>
+      </w:r>
+    </w:p>
+    <w:p>
+      <w:pPr>
+        <w:spacing w:before="0" w:after="100" w:line="312" w:lineRule="auto"/>
+      </w:pPr>
+      <w:r>
+        <w:rPr>
+          <w:rFonts w:ascii="맑은 고딕" w:hAnsi="맑은 고딕" w:eastAsia="맑은 고딕"/>
+          <w:b w:val="0"/>
+          <w:color w:val="1A1A1A"/>
+          <w:sz w:val="21"/>
+        </w:rPr>
+        <w:t>(5-1) △伊索尔德将手举到埃德里克面前，无名指上的黑宝石的戒指闪烁着幽光。</w:t>
+      </w:r>
+    </w:p>
+    <w:p>
+      <w:pPr>
+        <w:spacing w:before="0" w:after="100" w:line="312" w:lineRule="auto"/>
+      </w:pPr>
+      <w:r>
+        <w:rPr>
+          <w:rFonts w:ascii="맑은 고딕" w:hAnsi="맑은 고딕" w:eastAsia="맑은 고딕"/>
           <w:b/>
           <w:color w:val="1A1A1A"/>
           <w:sz w:val="21"/>
         </w:rPr>
+        <w:t>번역</w:t>
+      </w:r>
+      <w:r>
+        <w:rPr>
+          <w:rFonts w:ascii="맑은 고딕" w:hAnsi="맑은 고딕" w:eastAsia="맑은 고딕"/>
+          <w:b w:val="0"/>
+          <w:color w:val="1A1A1A"/>
+          <w:sz w:val="21"/>
+        </w:rPr>
+        <w:t>:</w:t>
+      </w:r>
+    </w:p>
+    <w:p>
+      <w:pPr>
+        <w:spacing w:before="0" w:after="100" w:line="312" w:lineRule="auto"/>
+      </w:pPr>
+      <w:r>
+        <w:rPr>
+          <w:rFonts w:ascii="맑은 고딕" w:hAnsi="맑은 고딕" w:eastAsia="맑은 고딕"/>
+          <w:b w:val="0"/>
+          <w:color w:val="1A1A1A"/>
+          <w:sz w:val="21"/>
+        </w:rPr>
+        <w:t>이졸데가 옷섶 안에서 검은 바탕에 금 무늬, 용이 감긴 반지를 꺼내 높이 든다.</w:t>
+      </w:r>
+    </w:p>
+    <w:p>
+      <w:pPr>
+        <w:spacing w:before="0" w:after="100" w:line="312" w:lineRule="auto"/>
+      </w:pPr>
+      <w:r>
+        <w:rPr>
+          <w:rFonts w:ascii="맑은 고딕" w:hAnsi="맑은 고딕" w:eastAsia="맑은 고딕"/>
+          <w:b w:val="0"/>
+          <w:color w:val="1A1A1A"/>
+          <w:sz w:val="21"/>
+        </w:rPr>
+        <w:t>이졸데가 에드릭 눈앞에 손을 치켜든다. 약지의 검은 보석 반지가 은은하게 빛난다.</w:t>
+      </w:r>
+    </w:p>
+    <w:p>
+      <w:pPr>
+        <w:spacing w:before="0" w:after="100" w:line="312" w:lineRule="auto"/>
+      </w:pPr>
+      <w:r>
+        <w:rPr>
+          <w:rFonts w:ascii="맑은 고딕" w:hAnsi="맑은 고딕" w:eastAsia="맑은 고딕"/>
+          <w:b/>
+          <w:color w:val="1A1A1A"/>
+          <w:sz w:val="21"/>
+        </w:rPr>
         <w:t>문제</w:t>
       </w:r>
       <w:r>
@@ -4335,7 +4417,7 @@
           <w:color w:val="1A1A1A"/>
           <w:sz w:val="21"/>
         </w:rPr>
-        <w:t>: 5-1과 7-1은 앞 화 마지막 순간에서 바로 이어지는 같은 자리예요. 4-1 끝에 헬가는 이졸데 바로 앞에 서 있고 귀족들이 대전 양쪽에 있는데 5-1 인물 줄엔 둘 다 없고, 6-1 귀족들도 7-1 인물 줄에 없어요. 인물 줄대로 만들면 화가 바뀌는 순간 사람들이 사라져요. 3-3과 4-1 사이는 반대로, 3-3 인물 줄에 없는 귀족 두 줄이 4-1 첫 장면부터 서 있어요.</w:t>
+        <w:t>: 4-1에선 손에 들고 있는 "검은 바탕에 금 무늬, 용이 감긴 반지"인데, 바로 이어지는 5-1에선 "약지에 낀 검은 보석 반지"예요. 생김새가 달라 영상에서 다른 반지로 나오고, 언제 손가락에 꼈는지도 없어요.</w:t>
       </w:r>
     </w:p>
     <w:p>
@@ -4358,7 +4440,7 @@
           <w:color w:val="1A1A1A"/>
           <w:sz w:val="21"/>
         </w:rPr>
-        <w:t>: 3-3 인물 줄에 「众贵族」, 5-1에 「赫尔加、众贵族」, 7-1에 「贵族们」을 넣어 주세요.</w:t>
+        <w:t>: 4-1을 「她将戒指戴上无名指，把手高高举起。」로, 5-1을 「无名指上那枚黑底金纹的龙戒闪烁着幽光。」로 맞춰 주세요.</w:t>
       </w:r>
     </w:p>
     <w:p>
@@ -4372,7 +4454,7 @@
           <w:color w:val="1A1A1A"/>
           <w:sz w:val="22"/>
         </w:rPr>
-        <w:t>[2화 · 2-2] 2-2 병사 이름표가 1-2 병사와 같고, 한 장면 안에서도 세 가지로 불려요</w:t>
+        <w:t>[5화 · 5-1 / 5-2] 5-1 「重枷」와 5-2 쇠고랑이 달라요</w:t>
       </w:r>
     </w:p>
     <w:p>
@@ -4409,7 +4491,7 @@
           <w:color w:val="1A1A1A"/>
           <w:sz w:val="21"/>
         </w:rPr>
-        <w:t>(1-2 인물 줄) 出场人物：伊索尔德、恶霸士兵、边境士兵1、边境士兵2</w:t>
+        <w:t>(5-1) 埃德里克（抬头看向卫兵）：给这个撒谎的荡妇套上重枷。让她去洗大殿的地板，直到骨头烂掉！</w:t>
       </w:r>
     </w:p>
     <w:p>
@@ -4423,7 +4505,7 @@
           <w:color w:val="1A1A1A"/>
           <w:sz w:val="21"/>
         </w:rPr>
-        <w:t>(2-2 인물 줄) 出场人物：伊索尔德、小镇居民数名、边境巡逻士兵1、巡逻士兵2</w:t>
+        <w:t>(5-2) △深夜，昏暗的走廊。伊索尔德手上戴着铁镣，趴在地上用抹布擦拭地砖。</w:t>
       </w:r>
     </w:p>
     <w:p>
@@ -4437,7 +4519,7 @@
           <w:color w:val="1A1A1A"/>
           <w:sz w:val="21"/>
         </w:rPr>
-        <w:t>(2-2) 边境士兵1（厉声）：站住！怀里藏的什么东西，交出来！</w:t>
+        <w:t>(5-2) △伊索尔德拖着铁链，猫着身子顺着墙壁一路走到一个铁栅栏前。</w:t>
       </w:r>
     </w:p>
     <w:p>
@@ -4447,11 +4529,20 @@
       <w:r>
         <w:rPr>
           <w:rFonts w:ascii="맑은 고딕" w:hAnsi="맑은 고딕" w:eastAsia="맑은 고딕"/>
+          <w:b/>
+          <w:color w:val="1A1A1A"/>
+          <w:sz w:val="21"/>
+        </w:rPr>
+        <w:t>번역</w:t>
+      </w:r>
+      <w:r>
+        <w:rPr>
+          <w:rFonts w:ascii="맑은 고딕" w:hAnsi="맑은 고딕" w:eastAsia="맑은 고딕"/>
           <w:b w:val="0"/>
           <w:color w:val="1A1A1A"/>
           <w:sz w:val="21"/>
         </w:rPr>
-        <w:t>(2-2) △士兵2粗暴地伸手，硬生生从伊索尔德怀里将两颗龙蛋夺走！</w:t>
+        <w:t>:</w:t>
       </w:r>
     </w:p>
     <w:p>
@@ -4465,7 +4556,7 @@
           <w:color w:val="1A1A1A"/>
           <w:sz w:val="21"/>
         </w:rPr>
-        <w:t>(2-2) △士兵1一把将伊索尔德推倒在地，不理会她的哭喊，带着龙蛋朝着兵营方向离去。</w:t>
+        <w:t>에드릭(근위병을 올려다보며): 이 거짓말쟁이 창녀한테 무거운 칼을 씌워라. 뼈가 썩을 때까지 대전 바닥을 닦게 해!</w:t>
       </w:r>
     </w:p>
     <w:p>
@@ -4475,10 +4566,163 @@
       <w:r>
         <w:rPr>
           <w:rFonts w:ascii="맑은 고딕" w:hAnsi="맑은 고딕" w:eastAsia="맑은 고딕"/>
+          <w:b w:val="0"/>
+          <w:color w:val="1A1A1A"/>
+          <w:sz w:val="21"/>
+        </w:rPr>
+        <w:t>깊은 밤, 어두운 복도. 손에 쇠고랑을 찬 이졸데가 바닥에 엎드려 걸레로 바닥을 닦는다.</w:t>
+      </w:r>
+    </w:p>
+    <w:p>
+      <w:pPr>
+        <w:spacing w:before="0" w:after="100" w:line="312" w:lineRule="auto"/>
+      </w:pPr>
+      <w:r>
+        <w:rPr>
+          <w:rFonts w:ascii="맑은 고딕" w:hAnsi="맑은 고딕" w:eastAsia="맑은 고딕"/>
+          <w:b w:val="0"/>
+          <w:color w:val="1A1A1A"/>
+          <w:sz w:val="21"/>
+        </w:rPr>
+        <w:t>이졸데가 쇠사슬을 끌며 몸을 낮추고 벽을 따라 철창 앞까지 간다.</w:t>
+      </w:r>
+    </w:p>
+    <w:p>
+      <w:pPr>
+        <w:spacing w:before="0" w:after="100" w:line="312" w:lineRule="auto"/>
+      </w:pPr>
+      <w:r>
+        <w:rPr>
+          <w:rFonts w:ascii="맑은 고딕" w:hAnsi="맑은 고딕" w:eastAsia="맑은 고딕"/>
           <w:b/>
           <w:color w:val="1A1A1A"/>
           <w:sz w:val="21"/>
         </w:rPr>
+        <w:t>문제</w:t>
+      </w:r>
+      <w:r>
+        <w:rPr>
+          <w:rFonts w:ascii="맑은 고딕" w:hAnsi="맑은 고딕" w:eastAsia="맑은 고딕"/>
+          <w:b w:val="0"/>
+          <w:color w:val="1A1A1A"/>
+          <w:sz w:val="21"/>
+        </w:rPr>
+        <w:t>: 5-1에서 에드릭은 목에 씌우는 무거운 칼(重枷)을 채우라는데 5-2는 손 쇠고랑이에요. 영상에서 다른 물건으로 나와요.</w:t>
+      </w:r>
+    </w:p>
+    <w:p>
+      <w:pPr>
+        <w:spacing w:before="0" w:after="100" w:line="312" w:lineRule="auto"/>
+      </w:pPr>
+      <w:r>
+        <w:rPr>
+          <w:rFonts w:ascii="맑은 고딕" w:hAnsi="맑은 고딕" w:eastAsia="맑은 고딕"/>
+          <w:b/>
+          <w:color w:val="1A1A1A"/>
+          <w:sz w:val="21"/>
+        </w:rPr>
+        <w:t>제안</w:t>
+      </w:r>
+      <w:r>
+        <w:rPr>
+          <w:rFonts w:ascii="맑은 고딕" w:hAnsi="맑은 고딕" w:eastAsia="맑은 고딕"/>
+          <w:b w:val="0"/>
+          <w:color w:val="1A1A1A"/>
+          <w:sz w:val="21"/>
+        </w:rPr>
+        <w:t>: 5-1을 「套上铁镣」로 맞춰 주세요.</w:t>
+      </w:r>
+    </w:p>
+    <w:p>
+      <w:pPr>
+        <w:spacing w:before="200" w:after="60" w:line="312" w:lineRule="auto"/>
+      </w:pPr>
+      <w:r>
+        <w:rPr>
+          <w:rFonts w:ascii="맑은 고딕" w:hAnsi="맑은 고딕" w:eastAsia="맑은 고딕"/>
+          <w:b/>
+          <w:color w:val="1A1A1A"/>
+          <w:sz w:val="22"/>
+        </w:rPr>
+        <w:t>[5화 · 5-2] 손바닥을 그었는데 철창에 대는 건 손목이에요</w:t>
+      </w:r>
+    </w:p>
+    <w:p>
+      <w:pPr>
+        <w:spacing w:before="0" w:after="100" w:line="312" w:lineRule="auto"/>
+      </w:pPr>
+      <w:r>
+        <w:rPr>
+          <w:rFonts w:ascii="맑은 고딕" w:hAnsi="맑은 고딕" w:eastAsia="맑은 고딕"/>
+          <w:b/>
+          <w:color w:val="1A1A1A"/>
+          <w:sz w:val="21"/>
+        </w:rPr>
+        <w:t>원문</w:t>
+      </w:r>
+      <w:r>
+        <w:rPr>
+          <w:rFonts w:ascii="맑은 고딕" w:hAnsi="맑은 고딕" w:eastAsia="맑은 고딕"/>
+          <w:b w:val="0"/>
+          <w:color w:val="1A1A1A"/>
+          <w:sz w:val="21"/>
+        </w:rPr>
+        <w:t>:</w:t>
+      </w:r>
+    </w:p>
+    <w:p>
+      <w:pPr>
+        <w:spacing w:before="0" w:after="100" w:line="312" w:lineRule="auto"/>
+      </w:pPr>
+      <w:r>
+        <w:rPr>
+          <w:rFonts w:ascii="맑은 고딕" w:hAnsi="맑은 고딕" w:eastAsia="맑은 고딕"/>
+          <w:b w:val="0"/>
+          <w:color w:val="1A1A1A"/>
+          <w:sz w:val="21"/>
+        </w:rPr>
+        <w:t>(5-2) △伊索尔德捡起地上的一个破陶碗，砸碎后捡起一块瓷片，在自己手心划了一下。</w:t>
+      </w:r>
+    </w:p>
+    <w:p>
+      <w:pPr>
+        <w:spacing w:before="0" w:after="100" w:line="312" w:lineRule="auto"/>
+      </w:pPr>
+      <w:r>
+        <w:rPr>
+          <w:rFonts w:ascii="맑은 고딕" w:hAnsi="맑은 고딕" w:eastAsia="맑은 고딕"/>
+          <w:b w:val="0"/>
+          <w:color w:val="1A1A1A"/>
+          <w:sz w:val="21"/>
+        </w:rPr>
+        <w:t>(5-2) △鲜血瞬间涌出。伊索尔德将流血的手腕死死贴在冰冷的铁栅栏上，让鲜血顺着石缝一滴滴流进宝库。</w:t>
+      </w:r>
+    </w:p>
+    <w:p>
+      <w:pPr>
+        <w:spacing w:before="0" w:after="100" w:line="312" w:lineRule="auto"/>
+      </w:pPr>
+      <w:r>
+        <w:rPr>
+          <w:rFonts w:ascii="맑은 고딕" w:hAnsi="맑은 고딕" w:eastAsia="맑은 고딕"/>
+          <w:b w:val="0"/>
+          <w:color w:val="1A1A1A"/>
+          <w:sz w:val="21"/>
+        </w:rPr>
+        <w:t>(5-4) △突然，一只皮靴猛地狠狠地踩在了伊索尔德还在滴血的左手伤口上，并用力往下碾压。</w:t>
+      </w:r>
+    </w:p>
+    <w:p>
+      <w:pPr>
+        <w:spacing w:before="0" w:after="100" w:line="312" w:lineRule="auto"/>
+      </w:pPr>
+      <w:r>
+        <w:rPr>
+          <w:rFonts w:ascii="맑은 고딕" w:hAnsi="맑은 고딕" w:eastAsia="맑은 고딕"/>
+          <w:b/>
+          <w:color w:val="1A1A1A"/>
+          <w:sz w:val="21"/>
+        </w:rPr>
         <w:t>번역</w:t>
       </w:r>
       <w:r>
@@ -4502,7 +4746,7 @@
           <w:color w:val="1A1A1A"/>
           <w:sz w:val="21"/>
         </w:rPr>
-        <w:t>1-2 등장인물: 이졸데, 악질 병사, 국경 병사 1, 국경 병사 2</w:t>
+        <w:t>이졸데가 바닥의 깨진 사발을 주워 더 깨뜨리고, 파편 하나로 자기 손바닥을 긋는다.</w:t>
       </w:r>
     </w:p>
     <w:p>
@@ -4516,7 +4760,7 @@
           <w:color w:val="1A1A1A"/>
           <w:sz w:val="21"/>
         </w:rPr>
-        <w:t>2-2 등장인물: 이졸데, 마을 주민 여럿, 국경 순찰 병사 1, 순찰 병사 2</w:t>
+        <w:t>피가 쏟아진다. 이졸데가 피 흐르는 손목을 차가운 철창에 바짝 대고, 피가 돌 틈을 따라 한 방울씩 보물고 안으로 흘러들게 한다.</w:t>
       </w:r>
     </w:p>
     <w:p>
@@ -4530,7 +4774,7 @@
           <w:color w:val="1A1A1A"/>
           <w:sz w:val="21"/>
         </w:rPr>
-        <w:t>국경 병사 1(호통치며): 멈춰! 품에 숨긴 게 뭐야? 내놔!</w:t>
+        <w:t>갑자기 가죽 장화가 아직 피가 흐르는 이졸데의 왼손 상처를 세게 밟고 짓이긴다.</w:t>
       </w:r>
     </w:p>
     <w:p>
@@ -4540,11 +4784,20 @@
       <w:r>
         <w:rPr>
           <w:rFonts w:ascii="맑은 고딕" w:hAnsi="맑은 고딕" w:eastAsia="맑은 고딕"/>
+          <w:b/>
+          <w:color w:val="1A1A1A"/>
+          <w:sz w:val="21"/>
+        </w:rPr>
+        <w:t>문제</w:t>
+      </w:r>
+      <w:r>
+        <w:rPr>
+          <w:rFonts w:ascii="맑은 고딕" w:hAnsi="맑은 고딕" w:eastAsia="맑은 고딕"/>
           <w:b w:val="0"/>
           <w:color w:val="1A1A1A"/>
           <w:sz w:val="21"/>
         </w:rPr>
-        <w:t>병사 2가 거칠게 손을 뻗어 이졸데 품에서 알 두 개를 억지로 빼앗는다!</w:t>
+        <w:t>: 그은 곳은 손바닥인데 철창에 대는 건 손목이라, 영상에서 상처가 두 군데로 나와요. 어느 손인지도 5-4에서야 나와요.</w:t>
       </w:r>
     </w:p>
     <w:p>
@@ -4554,11 +4807,34 @@
       <w:r>
         <w:rPr>
           <w:rFonts w:ascii="맑은 고딕" w:hAnsi="맑은 고딕" w:eastAsia="맑은 고딕"/>
+          <w:b/>
+          <w:color w:val="1A1A1A"/>
+          <w:sz w:val="21"/>
+        </w:rPr>
+        <w:t>제안</w:t>
+      </w:r>
+      <w:r>
+        <w:rPr>
+          <w:rFonts w:ascii="맑은 고딕" w:hAnsi="맑은 고딕" w:eastAsia="맑은 고딕"/>
           <w:b w:val="0"/>
           <w:color w:val="1A1A1A"/>
           <w:sz w:val="21"/>
         </w:rPr>
-        <w:t>병사 1이 이졸데를 밀쳐 넘어뜨리고, 울부짖는 소리를 무시한 채 알을 가지고 병영 쪽으로 떠난다.</w:t>
+        <w:t>: 「伊索尔德将流血的左手掌心死死贴在冰冷的铁栅栏上」로 맞춰 주세요(5-4 「左手伤口」와도 맞아요).</w:t>
+      </w:r>
+    </w:p>
+    <w:p>
+      <w:pPr>
+        <w:spacing w:before="200" w:after="60" w:line="312" w:lineRule="auto"/>
+      </w:pPr>
+      <w:r>
+        <w:rPr>
+          <w:rFonts w:ascii="맑은 고딕" w:hAnsi="맑은 고딕" w:eastAsia="맑은 고딕"/>
+          <w:b/>
+          <w:color w:val="1A1A1A"/>
+          <w:sz w:val="22"/>
+        </w:rPr>
+        <w:t>[7화 · 7-2] 에드릭 대사가 지문 줄 안에 붙어 있어요</w:t>
       </w:r>
     </w:p>
     <w:p>
@@ -4572,6 +4848,80 @@
           <w:color w:val="1A1A1A"/>
           <w:sz w:val="21"/>
         </w:rPr>
+        <w:t>원문</w:t>
+      </w:r>
+      <w:r>
+        <w:rPr>
+          <w:rFonts w:ascii="맑은 고딕" w:hAnsi="맑은 고딕" w:eastAsia="맑은 고딕"/>
+          <w:b w:val="0"/>
+          <w:color w:val="1A1A1A"/>
+          <w:sz w:val="21"/>
+        </w:rPr>
+        <w:t>:</w:t>
+      </w:r>
+    </w:p>
+    <w:p>
+      <w:pPr>
+        <w:spacing w:before="0" w:after="100" w:line="312" w:lineRule="auto"/>
+      </w:pPr>
+      <w:r>
+        <w:rPr>
+          <w:rFonts w:ascii="맑은 고딕" w:hAnsi="맑은 고딕" w:eastAsia="맑은 고딕"/>
+          <w:b w:val="0"/>
+          <w:color w:val="1A1A1A"/>
+          <w:sz w:val="21"/>
+        </w:rPr>
+        <w:t>(7-2) △埃德里克扯开自己的领口，沉重的身躯直接压上去，死死将伊索尔德按在身下。埃德里克（声音嘶哑）：王后？你现在只是我的情妇。叫出声来，让我听听龙族听过的声音！</w:t>
+      </w:r>
+    </w:p>
+    <w:p>
+      <w:pPr>
+        <w:spacing w:before="0" w:after="100" w:line="312" w:lineRule="auto"/>
+      </w:pPr>
+      <w:r>
+        <w:rPr>
+          <w:rFonts w:ascii="맑은 고딕" w:hAnsi="맑은 고딕" w:eastAsia="맑은 고딕"/>
+          <w:b/>
+          <w:color w:val="1A1A1A"/>
+          <w:sz w:val="21"/>
+        </w:rPr>
+        <w:t>번역</w:t>
+      </w:r>
+      <w:r>
+        <w:rPr>
+          <w:rFonts w:ascii="맑은 고딕" w:hAnsi="맑은 고딕" w:eastAsia="맑은 고딕"/>
+          <w:b w:val="0"/>
+          <w:color w:val="1A1A1A"/>
+          <w:sz w:val="21"/>
+        </w:rPr>
+        <w:t>:</w:t>
+      </w:r>
+    </w:p>
+    <w:p>
+      <w:pPr>
+        <w:spacing w:before="0" w:after="100" w:line="312" w:lineRule="auto"/>
+      </w:pPr>
+      <w:r>
+        <w:rPr>
+          <w:rFonts w:ascii="맑은 고딕" w:hAnsi="맑은 고딕" w:eastAsia="맑은 고딕"/>
+          <w:b w:val="0"/>
+          <w:color w:val="1A1A1A"/>
+          <w:sz w:val="21"/>
+        </w:rPr>
+        <w:t>에드릭이 옷깃을 풀어헤치고 육중한 몸으로 덮쳐 이졸데를 짓누른다. 에드릭(쉰 목소리로): 왕후? 이젠 내 정부일 뿐이야. 소리 내 봐. 용족이 들었던 소리를 나도 들어 보자!</w:t>
+      </w:r>
+    </w:p>
+    <w:p>
+      <w:pPr>
+        <w:spacing w:before="0" w:after="100" w:line="312" w:lineRule="auto"/>
+      </w:pPr>
+      <w:r>
+        <w:rPr>
+          <w:rFonts w:ascii="맑은 고딕" w:hAnsi="맑은 고딕" w:eastAsia="맑은 고딕"/>
+          <w:b/>
+          <w:color w:val="1A1A1A"/>
+          <w:sz w:val="21"/>
+        </w:rPr>
         <w:t>문제</w:t>
       </w:r>
       <w:r>
@@ -4581,7 +4931,7 @@
           <w:color w:val="1A1A1A"/>
           <w:sz w:val="21"/>
         </w:rPr>
-        <w:t>: 2-2 대사 줄의 「边境士兵1/2」는 1-2에서 이졸데가 당하는 걸 구경하다 눈에 진흙을 맞은 병사들과 이름표가 같아요. 같은 사람이면 이졸데를 바로 알아봐야 해요. 다른 사람이면, 이름표가 같아서 영상을 만들 때 1-2 병사와 같은 얼굴로 나올 수 있어요. 2-2 안에서도 인물 줄은 「巡逻士兵」, 대사·지문은 「边境士兵」「士兵」으로 섞여 있어요. 그리고 알을 빼앗은 건 병사 2인데 알을 들고 떠나는 건 병사 1이에요.</w:t>
+        <w:t>: 대사가 지문 줄 안에 있어서 대사로 안 읽히고 빠질 수 있어요.</w:t>
       </w:r>
     </w:p>
     <w:p>
@@ -4604,7 +4954,7 @@
           <w:color w:val="1A1A1A"/>
           <w:sz w:val="21"/>
         </w:rPr>
-        <w:t>: 다른 병사라면 2-2의 대사·지문을 모두 「巡逻士兵1」「巡逻士兵2」로 맞춰 주세요. 떠나는 줄은 「△巡逻士兵1一把将伊索尔德推倒在地，巡逻士兵2抱着龙蛋，两人朝兵营方向离去。」처럼 알을 든 사람을 맞춰 주세요.</w:t>
+        <w:t>: 「埃德里克（声音嘶哑）：」부터 다음 줄로 내려 주세요.</w:t>
       </w:r>
     </w:p>
     <w:p>
@@ -4618,7 +4968,7 @@
           <w:color w:val="1A1A1A"/>
           <w:sz w:val="22"/>
         </w:rPr>
-        <w:t>[8화 · 8-1] 1·3화의 "부러진 비녀 반쪽"이 8화에서 "금비녀"로 바뀌어요</w:t>
+        <w:t>[2·7화] 장면에 나오는데 인물 줄에 없는 사람이 두 군데예요</w:t>
       </w:r>
     </w:p>
     <w:p>
@@ -4655,7 +5005,7 @@
           <w:color w:val="1A1A1A"/>
           <w:sz w:val="21"/>
         </w:rPr>
-        <w:t>(1-2) △挣扎间，伊索尔德摸出藏在发间的半截碎簪，手腕一翻，狠狠扎进按着她的那只手掌。</w:t>
+        <w:t>(2-3) △老长老托伦浑身是血跑上前。</w:t>
       </w:r>
     </w:p>
     <w:p>
@@ -4669,7 +5019,7 @@
           <w:color w:val="1A1A1A"/>
           <w:sz w:val="21"/>
         </w:rPr>
-        <w:t>(3-1) △伊索尔德借着火光与浓烟的掩护，猛地从侧面扑出，带血的碎簪狠狠扎进抱蛋士兵的肩膀。</w:t>
+        <w:t>(7-3 인물 줄) 出场人物：维尔</w:t>
       </w:r>
     </w:p>
     <w:p>
@@ -4683,7 +5033,7 @@
           <w:color w:val="1A1A1A"/>
           <w:sz w:val="21"/>
         </w:rPr>
-        <w:t>(8-1) △伊索尔德原本哀求的眼神骤然变得狠戾，右手猛地从头发上取下一支金簪。</w:t>
+        <w:t>(7-3) △维尔没有理会眼前的敌军，直起身子挥动覆满黑色龙鳞的右臂，一拳狠狠砸向面前的浓烟滚滚的天空。</w:t>
       </w:r>
     </w:p>
     <w:p>
@@ -4720,7 +5070,7 @@
           <w:color w:val="1A1A1A"/>
           <w:sz w:val="21"/>
         </w:rPr>
-        <w:t>몸부림치던 이졸데가 머리카락 사이에 숨긴 부러진 비녀 반쪽을 꺼내, 손목을 틀어 자기를 누르는 손바닥에 꽂는다.</w:t>
+        <w:t>피투성이가 된 노장로 토렌이 달려온다.</w:t>
       </w:r>
     </w:p>
     <w:p>
@@ -4734,7 +5084,7 @@
           <w:color w:val="1A1A1A"/>
           <w:sz w:val="21"/>
         </w:rPr>
-        <w:t>이졸데가 불빛과 연기를 틈타 옆에서 뛰쳐나와, 피 묻은 부러진 비녀를 알을 든 병사의 어깨에 꽂는다.</w:t>
+        <w:t>7-3 등장인물: 바엘</w:t>
       </w:r>
     </w:p>
     <w:p>
@@ -4748,7 +5098,7 @@
           <w:color w:val="1A1A1A"/>
           <w:sz w:val="21"/>
         </w:rPr>
-        <w:t>애원하던 이졸데의 눈빛이 돌변한다. 오른손으로 머리에서 금비녀 하나를 홱 뽑는다.</w:t>
+        <w:t>바엘이 눈앞의 적군은 아랑곳하지 않고 일어나, 검은 용 비늘로 덮인 오른팔로 연기 자욱한 하늘을 향해 주먹을 내지른다.</w:t>
       </w:r>
     </w:p>
     <w:p>
@@ -4771,7 +5121,7 @@
           <w:color w:val="1A1A1A"/>
           <w:sz w:val="21"/>
         </w:rPr>
-        <w:t>: 1·3화의 무기는 머리에 숨긴 부러진 비녀 반쪽인데, 8화에는 멀쩡한 금비녀가 머리에서 나와요. 영상에서 다른 물건으로 나오고, 감옥에 갇혀 머리채까지 잡혀 끌려다닌 이졸데가 금비녀를 꽂고 있는 것도 어색해요.</w:t>
+        <w:t>: 2-3 토렌은 대사가 있는데 인물 줄(「维尔、龙族战士、叛军残部」)에 없어요. 7-3 「敌军」은 지문에 나오는데 인물 줄(「维尔」)에 없고, 그 장면에 적군이 보인 적도 없어요.</w:t>
       </w:r>
     </w:p>
     <w:p>
@@ -4794,957 +5144,7 @@
           <w:color w:val="1A1A1A"/>
           <w:sz w:val="21"/>
         </w:rPr>
-        <w:t>: 8-1의 「金簪」 세 곳을 「碎簪」으로 바꾸고, 이 줄을 「△伊索尔德原本哀求的眼神骤然变得狠戾，右手猛地从散乱的头发里抽出那半截碎簪。」로 하면 1화에 숨긴 비녀가 8화에 다시 나와요.</w:t>
-      </w:r>
-    </w:p>
-    <w:p>
-      <w:pPr>
-        <w:spacing w:before="200" w:after="60" w:line="312" w:lineRule="auto"/>
-      </w:pPr>
-      <w:r>
-        <w:rPr>
-          <w:rFonts w:ascii="맑은 고딕" w:hAnsi="맑은 고딕" w:eastAsia="맑은 고딕"/>
-          <w:b/>
-          <w:color w:val="1A1A1A"/>
-          <w:sz w:val="22"/>
-        </w:rPr>
-        <w:t>[4·5화 · 4-1 / 5-1] 반지 생김새와 끼고 있는 위치가 바뀌어요</w:t>
-      </w:r>
-    </w:p>
-    <w:p>
-      <w:pPr>
-        <w:spacing w:before="0" w:after="100" w:line="312" w:lineRule="auto"/>
-      </w:pPr>
-      <w:r>
-        <w:rPr>
-          <w:rFonts w:ascii="맑은 고딕" w:hAnsi="맑은 고딕" w:eastAsia="맑은 고딕"/>
-          <w:b/>
-          <w:color w:val="1A1A1A"/>
-          <w:sz w:val="21"/>
-        </w:rPr>
-        <w:t>원문</w:t>
-      </w:r>
-      <w:r>
-        <w:rPr>
-          <w:rFonts w:ascii="맑은 고딕" w:hAnsi="맑은 고딕" w:eastAsia="맑은 고딕"/>
-          <w:b w:val="0"/>
-          <w:color w:val="1A1A1A"/>
-          <w:sz w:val="21"/>
-        </w:rPr>
-        <w:t>:</w:t>
-      </w:r>
-    </w:p>
-    <w:p>
-      <w:pPr>
-        <w:spacing w:before="0" w:after="100" w:line="312" w:lineRule="auto"/>
-      </w:pPr>
-      <w:r>
-        <w:rPr>
-          <w:rFonts w:ascii="맑은 고딕" w:hAnsi="맑은 고딕" w:eastAsia="맑은 고딕"/>
-          <w:b w:val="0"/>
-          <w:color w:val="1A1A1A"/>
-          <w:sz w:val="21"/>
-        </w:rPr>
-        <w:t>(4-1) △伊索尔德从贴身衣襟里摸出一枚黑底金纹，龙形环绕的戒指。她将戒指高高举起。</w:t>
-      </w:r>
-    </w:p>
-    <w:p>
-      <w:pPr>
-        <w:spacing w:before="0" w:after="100" w:line="312" w:lineRule="auto"/>
-      </w:pPr>
-      <w:r>
-        <w:rPr>
-          <w:rFonts w:ascii="맑은 고딕" w:hAnsi="맑은 고딕" w:eastAsia="맑은 고딕"/>
-          <w:b w:val="0"/>
-          <w:color w:val="1A1A1A"/>
-          <w:sz w:val="21"/>
-        </w:rPr>
-        <w:t>(5-1) △伊索尔德将手举到埃德里克面前，无名指上的黑宝石的戒指闪烁着幽光。</w:t>
-      </w:r>
-    </w:p>
-    <w:p>
-      <w:pPr>
-        <w:spacing w:before="0" w:after="100" w:line="312" w:lineRule="auto"/>
-      </w:pPr>
-      <w:r>
-        <w:rPr>
-          <w:rFonts w:ascii="맑은 고딕" w:hAnsi="맑은 고딕" w:eastAsia="맑은 고딕"/>
-          <w:b/>
-          <w:color w:val="1A1A1A"/>
-          <w:sz w:val="21"/>
-        </w:rPr>
-        <w:t>번역</w:t>
-      </w:r>
-      <w:r>
-        <w:rPr>
-          <w:rFonts w:ascii="맑은 고딕" w:hAnsi="맑은 고딕" w:eastAsia="맑은 고딕"/>
-          <w:b w:val="0"/>
-          <w:color w:val="1A1A1A"/>
-          <w:sz w:val="21"/>
-        </w:rPr>
-        <w:t>:</w:t>
-      </w:r>
-    </w:p>
-    <w:p>
-      <w:pPr>
-        <w:spacing w:before="0" w:after="100" w:line="312" w:lineRule="auto"/>
-      </w:pPr>
-      <w:r>
-        <w:rPr>
-          <w:rFonts w:ascii="맑은 고딕" w:hAnsi="맑은 고딕" w:eastAsia="맑은 고딕"/>
-          <w:b w:val="0"/>
-          <w:color w:val="1A1A1A"/>
-          <w:sz w:val="21"/>
-        </w:rPr>
-        <w:t>이졸데가 옷섶 안에서 검은 바탕에 금 무늬, 용이 감긴 반지를 꺼내 높이 든다.</w:t>
-      </w:r>
-    </w:p>
-    <w:p>
-      <w:pPr>
-        <w:spacing w:before="0" w:after="100" w:line="312" w:lineRule="auto"/>
-      </w:pPr>
-      <w:r>
-        <w:rPr>
-          <w:rFonts w:ascii="맑은 고딕" w:hAnsi="맑은 고딕" w:eastAsia="맑은 고딕"/>
-          <w:b w:val="0"/>
-          <w:color w:val="1A1A1A"/>
-          <w:sz w:val="21"/>
-        </w:rPr>
-        <w:t>이졸데가 에드릭 눈앞에 손을 치켜든다. 약지의 검은 보석 반지가 은은하게 빛난다.</w:t>
-      </w:r>
-    </w:p>
-    <w:p>
-      <w:pPr>
-        <w:spacing w:before="0" w:after="100" w:line="312" w:lineRule="auto"/>
-      </w:pPr>
-      <w:r>
-        <w:rPr>
-          <w:rFonts w:ascii="맑은 고딕" w:hAnsi="맑은 고딕" w:eastAsia="맑은 고딕"/>
-          <w:b/>
-          <w:color w:val="1A1A1A"/>
-          <w:sz w:val="21"/>
-        </w:rPr>
-        <w:t>문제</w:t>
-      </w:r>
-      <w:r>
-        <w:rPr>
-          <w:rFonts w:ascii="맑은 고딕" w:hAnsi="맑은 고딕" w:eastAsia="맑은 고딕"/>
-          <w:b w:val="0"/>
-          <w:color w:val="1A1A1A"/>
-          <w:sz w:val="21"/>
-        </w:rPr>
-        <w:t>: 4-1에선 손에 들고 있는 "검은 바탕에 금 무늬, 용이 감긴 반지"인데, 바로 이어지는 5-1에선 "약지에 낀 검은 보석 반지"예요. 생김새가 달라 영상에서 다른 반지로 나오고, 언제 손가락에 꼈는지도 없어요.</w:t>
-      </w:r>
-    </w:p>
-    <w:p>
-      <w:pPr>
-        <w:spacing w:before="0" w:after="100" w:line="312" w:lineRule="auto"/>
-      </w:pPr>
-      <w:r>
-        <w:rPr>
-          <w:rFonts w:ascii="맑은 고딕" w:hAnsi="맑은 고딕" w:eastAsia="맑은 고딕"/>
-          <w:b/>
-          <w:color w:val="1A1A1A"/>
-          <w:sz w:val="21"/>
-        </w:rPr>
-        <w:t>제안</w:t>
-      </w:r>
-      <w:r>
-        <w:rPr>
-          <w:rFonts w:ascii="맑은 고딕" w:hAnsi="맑은 고딕" w:eastAsia="맑은 고딕"/>
-          <w:b w:val="0"/>
-          <w:color w:val="1A1A1A"/>
-          <w:sz w:val="21"/>
-        </w:rPr>
-        <w:t>: 4-1을 「她将戒指戴上无名指，把手高高举起。」로, 5-1을 「无名指上那枚黑底金纹的龙戒闪烁着幽光。」로 맞춰 주세요.</w:t>
-      </w:r>
-    </w:p>
-    <w:p>
-      <w:pPr>
-        <w:spacing w:before="200" w:after="60" w:line="312" w:lineRule="auto"/>
-      </w:pPr>
-      <w:r>
-        <w:rPr>
-          <w:rFonts w:ascii="맑은 고딕" w:hAnsi="맑은 고딕" w:eastAsia="맑은 고딕"/>
-          <w:b/>
-          <w:color w:val="1A1A1A"/>
-          <w:sz w:val="22"/>
-        </w:rPr>
-        <w:t>[5화 · 5-1 / 5-2] 5-1 「重枷」와 5-2 쇠고랑이 달라요</w:t>
-      </w:r>
-    </w:p>
-    <w:p>
-      <w:pPr>
-        <w:spacing w:before="0" w:after="100" w:line="312" w:lineRule="auto"/>
-      </w:pPr>
-      <w:r>
-        <w:rPr>
-          <w:rFonts w:ascii="맑은 고딕" w:hAnsi="맑은 고딕" w:eastAsia="맑은 고딕"/>
-          <w:b/>
-          <w:color w:val="1A1A1A"/>
-          <w:sz w:val="21"/>
-        </w:rPr>
-        <w:t>원문</w:t>
-      </w:r>
-      <w:r>
-        <w:rPr>
-          <w:rFonts w:ascii="맑은 고딕" w:hAnsi="맑은 고딕" w:eastAsia="맑은 고딕"/>
-          <w:b w:val="0"/>
-          <w:color w:val="1A1A1A"/>
-          <w:sz w:val="21"/>
-        </w:rPr>
-        <w:t>:</w:t>
-      </w:r>
-    </w:p>
-    <w:p>
-      <w:pPr>
-        <w:spacing w:before="0" w:after="100" w:line="312" w:lineRule="auto"/>
-      </w:pPr>
-      <w:r>
-        <w:rPr>
-          <w:rFonts w:ascii="맑은 고딕" w:hAnsi="맑은 고딕" w:eastAsia="맑은 고딕"/>
-          <w:b w:val="0"/>
-          <w:color w:val="1A1A1A"/>
-          <w:sz w:val="21"/>
-        </w:rPr>
-        <w:t>(5-1) 埃德里克（抬头看向卫兵）：给这个撒谎的荡妇套上重枷。让她去洗大殿的地板，直到骨头烂掉！</w:t>
-      </w:r>
-    </w:p>
-    <w:p>
-      <w:pPr>
-        <w:spacing w:before="0" w:after="100" w:line="312" w:lineRule="auto"/>
-      </w:pPr>
-      <w:r>
-        <w:rPr>
-          <w:rFonts w:ascii="맑은 고딕" w:hAnsi="맑은 고딕" w:eastAsia="맑은 고딕"/>
-          <w:b w:val="0"/>
-          <w:color w:val="1A1A1A"/>
-          <w:sz w:val="21"/>
-        </w:rPr>
-        <w:t>(5-2) △深夜，昏暗的走廊。伊索尔德手上戴着铁镣，趴在地上用抹布擦拭地砖。</w:t>
-      </w:r>
-    </w:p>
-    <w:p>
-      <w:pPr>
-        <w:spacing w:before="0" w:after="100" w:line="312" w:lineRule="auto"/>
-      </w:pPr>
-      <w:r>
-        <w:rPr>
-          <w:rFonts w:ascii="맑은 고딕" w:hAnsi="맑은 고딕" w:eastAsia="맑은 고딕"/>
-          <w:b w:val="0"/>
-          <w:color w:val="1A1A1A"/>
-          <w:sz w:val="21"/>
-        </w:rPr>
-        <w:t>(5-2) △伊索尔德拖着铁链，猫着身子顺着墙壁一路走到一个铁栅栏前。</w:t>
-      </w:r>
-    </w:p>
-    <w:p>
-      <w:pPr>
-        <w:spacing w:before="0" w:after="100" w:line="312" w:lineRule="auto"/>
-      </w:pPr>
-      <w:r>
-        <w:rPr>
-          <w:rFonts w:ascii="맑은 고딕" w:hAnsi="맑은 고딕" w:eastAsia="맑은 고딕"/>
-          <w:b/>
-          <w:color w:val="1A1A1A"/>
-          <w:sz w:val="21"/>
-        </w:rPr>
-        <w:t>번역</w:t>
-      </w:r>
-      <w:r>
-        <w:rPr>
-          <w:rFonts w:ascii="맑은 고딕" w:hAnsi="맑은 고딕" w:eastAsia="맑은 고딕"/>
-          <w:b w:val="0"/>
-          <w:color w:val="1A1A1A"/>
-          <w:sz w:val="21"/>
-        </w:rPr>
-        <w:t>:</w:t>
-      </w:r>
-    </w:p>
-    <w:p>
-      <w:pPr>
-        <w:spacing w:before="0" w:after="100" w:line="312" w:lineRule="auto"/>
-      </w:pPr>
-      <w:r>
-        <w:rPr>
-          <w:rFonts w:ascii="맑은 고딕" w:hAnsi="맑은 고딕" w:eastAsia="맑은 고딕"/>
-          <w:b w:val="0"/>
-          <w:color w:val="1A1A1A"/>
-          <w:sz w:val="21"/>
-        </w:rPr>
-        <w:t>에드릭(근위병을 올려다보며): 이 거짓말쟁이 창녀한테 무거운 칼을 씌워라. 뼈가 썩을 때까지 대전 바닥을 닦게 해!</w:t>
-      </w:r>
-    </w:p>
-    <w:p>
-      <w:pPr>
-        <w:spacing w:before="0" w:after="100" w:line="312" w:lineRule="auto"/>
-      </w:pPr>
-      <w:r>
-        <w:rPr>
-          <w:rFonts w:ascii="맑은 고딕" w:hAnsi="맑은 고딕" w:eastAsia="맑은 고딕"/>
-          <w:b w:val="0"/>
-          <w:color w:val="1A1A1A"/>
-          <w:sz w:val="21"/>
-        </w:rPr>
-        <w:t>깊은 밤, 어두운 복도. 손에 쇠고랑을 찬 이졸데가 바닥에 엎드려 걸레로 바닥을 닦는다.</w:t>
-      </w:r>
-    </w:p>
-    <w:p>
-      <w:pPr>
-        <w:spacing w:before="0" w:after="100" w:line="312" w:lineRule="auto"/>
-      </w:pPr>
-      <w:r>
-        <w:rPr>
-          <w:rFonts w:ascii="맑은 고딕" w:hAnsi="맑은 고딕" w:eastAsia="맑은 고딕"/>
-          <w:b w:val="0"/>
-          <w:color w:val="1A1A1A"/>
-          <w:sz w:val="21"/>
-        </w:rPr>
-        <w:t>이졸데가 쇠사슬을 끌며 몸을 낮추고 벽을 따라 철창 앞까지 간다.</w:t>
-      </w:r>
-    </w:p>
-    <w:p>
-      <w:pPr>
-        <w:spacing w:before="0" w:after="100" w:line="312" w:lineRule="auto"/>
-      </w:pPr>
-      <w:r>
-        <w:rPr>
-          <w:rFonts w:ascii="맑은 고딕" w:hAnsi="맑은 고딕" w:eastAsia="맑은 고딕"/>
-          <w:b/>
-          <w:color w:val="1A1A1A"/>
-          <w:sz w:val="21"/>
-        </w:rPr>
-        <w:t>문제</w:t>
-      </w:r>
-      <w:r>
-        <w:rPr>
-          <w:rFonts w:ascii="맑은 고딕" w:hAnsi="맑은 고딕" w:eastAsia="맑은 고딕"/>
-          <w:b w:val="0"/>
-          <w:color w:val="1A1A1A"/>
-          <w:sz w:val="21"/>
-        </w:rPr>
-        <w:t>: 5-1에서 에드릭은 목에 씌우는 무거운 칼(重枷)을 채우라는데 5-2는 손 쇠고랑이에요. 영상에서 다른 물건으로 나와요.</w:t>
-      </w:r>
-    </w:p>
-    <w:p>
-      <w:pPr>
-        <w:spacing w:before="0" w:after="100" w:line="312" w:lineRule="auto"/>
-      </w:pPr>
-      <w:r>
-        <w:rPr>
-          <w:rFonts w:ascii="맑은 고딕" w:hAnsi="맑은 고딕" w:eastAsia="맑은 고딕"/>
-          <w:b/>
-          <w:color w:val="1A1A1A"/>
-          <w:sz w:val="21"/>
-        </w:rPr>
-        <w:t>제안</w:t>
-      </w:r>
-      <w:r>
-        <w:rPr>
-          <w:rFonts w:ascii="맑은 고딕" w:hAnsi="맑은 고딕" w:eastAsia="맑은 고딕"/>
-          <w:b w:val="0"/>
-          <w:color w:val="1A1A1A"/>
-          <w:sz w:val="21"/>
-        </w:rPr>
-        <w:t>: 5-1을 「套上铁镣」로 맞춰 주세요.</w:t>
-      </w:r>
-    </w:p>
-    <w:p>
-      <w:pPr>
-        <w:spacing w:before="200" w:after="60" w:line="312" w:lineRule="auto"/>
-      </w:pPr>
-      <w:r>
-        <w:rPr>
-          <w:rFonts w:ascii="맑은 고딕" w:hAnsi="맑은 고딕" w:eastAsia="맑은 고딕"/>
-          <w:b/>
-          <w:color w:val="1A1A1A"/>
-          <w:sz w:val="22"/>
-        </w:rPr>
-        <w:t>[5화 · 5-2] 손바닥을 그었는데 철창에 대는 건 손목이에요</w:t>
-      </w:r>
-    </w:p>
-    <w:p>
-      <w:pPr>
-        <w:spacing w:before="0" w:after="100" w:line="312" w:lineRule="auto"/>
-      </w:pPr>
-      <w:r>
-        <w:rPr>
-          <w:rFonts w:ascii="맑은 고딕" w:hAnsi="맑은 고딕" w:eastAsia="맑은 고딕"/>
-          <w:b/>
-          <w:color w:val="1A1A1A"/>
-          <w:sz w:val="21"/>
-        </w:rPr>
-        <w:t>원문</w:t>
-      </w:r>
-      <w:r>
-        <w:rPr>
-          <w:rFonts w:ascii="맑은 고딕" w:hAnsi="맑은 고딕" w:eastAsia="맑은 고딕"/>
-          <w:b w:val="0"/>
-          <w:color w:val="1A1A1A"/>
-          <w:sz w:val="21"/>
-        </w:rPr>
-        <w:t>:</w:t>
-      </w:r>
-    </w:p>
-    <w:p>
-      <w:pPr>
-        <w:spacing w:before="0" w:after="100" w:line="312" w:lineRule="auto"/>
-      </w:pPr>
-      <w:r>
-        <w:rPr>
-          <w:rFonts w:ascii="맑은 고딕" w:hAnsi="맑은 고딕" w:eastAsia="맑은 고딕"/>
-          <w:b w:val="0"/>
-          <w:color w:val="1A1A1A"/>
-          <w:sz w:val="21"/>
-        </w:rPr>
-        <w:t>(5-2) △伊索尔德捡起地上的一个破陶碗，砸碎后捡起一块瓷片，在自己手心划了一下。</w:t>
-      </w:r>
-    </w:p>
-    <w:p>
-      <w:pPr>
-        <w:spacing w:before="0" w:after="100" w:line="312" w:lineRule="auto"/>
-      </w:pPr>
-      <w:r>
-        <w:rPr>
-          <w:rFonts w:ascii="맑은 고딕" w:hAnsi="맑은 고딕" w:eastAsia="맑은 고딕"/>
-          <w:b w:val="0"/>
-          <w:color w:val="1A1A1A"/>
-          <w:sz w:val="21"/>
-        </w:rPr>
-        <w:t>(5-2) △鲜血瞬间涌出。伊索尔德将流血的手腕死死贴在冰冷的铁栅栏上，让鲜血顺着石缝一滴滴流进宝库。</w:t>
-      </w:r>
-    </w:p>
-    <w:p>
-      <w:pPr>
-        <w:spacing w:before="0" w:after="100" w:line="312" w:lineRule="auto"/>
-      </w:pPr>
-      <w:r>
-        <w:rPr>
-          <w:rFonts w:ascii="맑은 고딕" w:hAnsi="맑은 고딕" w:eastAsia="맑은 고딕"/>
-          <w:b w:val="0"/>
-          <w:color w:val="1A1A1A"/>
-          <w:sz w:val="21"/>
-        </w:rPr>
-        <w:t>(5-4) △突然，一只皮靴猛地狠狠地踩在了伊索尔德还在滴血的左手伤口上，并用力往下碾压。</w:t>
-      </w:r>
-    </w:p>
-    <w:p>
-      <w:pPr>
-        <w:spacing w:before="0" w:after="100" w:line="312" w:lineRule="auto"/>
-      </w:pPr>
-      <w:r>
-        <w:rPr>
-          <w:rFonts w:ascii="맑은 고딕" w:hAnsi="맑은 고딕" w:eastAsia="맑은 고딕"/>
-          <w:b/>
-          <w:color w:val="1A1A1A"/>
-          <w:sz w:val="21"/>
-        </w:rPr>
-        <w:t>번역</w:t>
-      </w:r>
-      <w:r>
-        <w:rPr>
-          <w:rFonts w:ascii="맑은 고딕" w:hAnsi="맑은 고딕" w:eastAsia="맑은 고딕"/>
-          <w:b w:val="0"/>
-          <w:color w:val="1A1A1A"/>
-          <w:sz w:val="21"/>
-        </w:rPr>
-        <w:t>:</w:t>
-      </w:r>
-    </w:p>
-    <w:p>
-      <w:pPr>
-        <w:spacing w:before="0" w:after="100" w:line="312" w:lineRule="auto"/>
-      </w:pPr>
-      <w:r>
-        <w:rPr>
-          <w:rFonts w:ascii="맑은 고딕" w:hAnsi="맑은 고딕" w:eastAsia="맑은 고딕"/>
-          <w:b w:val="0"/>
-          <w:color w:val="1A1A1A"/>
-          <w:sz w:val="21"/>
-        </w:rPr>
-        <w:t>이졸데가 바닥의 깨진 사발을 주워 더 깨뜨리고, 파편 하나로 자기 손바닥을 긋는다.</w:t>
-      </w:r>
-    </w:p>
-    <w:p>
-      <w:pPr>
-        <w:spacing w:before="0" w:after="100" w:line="312" w:lineRule="auto"/>
-      </w:pPr>
-      <w:r>
-        <w:rPr>
-          <w:rFonts w:ascii="맑은 고딕" w:hAnsi="맑은 고딕" w:eastAsia="맑은 고딕"/>
-          <w:b w:val="0"/>
-          <w:color w:val="1A1A1A"/>
-          <w:sz w:val="21"/>
-        </w:rPr>
-        <w:t>피가 쏟아진다. 이졸데가 피 흐르는 손목을 차가운 철창에 바짝 대고, 피가 돌 틈을 따라 한 방울씩 보물고 안으로 흘러들게 한다.</w:t>
-      </w:r>
-    </w:p>
-    <w:p>
-      <w:pPr>
-        <w:spacing w:before="0" w:after="100" w:line="312" w:lineRule="auto"/>
-      </w:pPr>
-      <w:r>
-        <w:rPr>
-          <w:rFonts w:ascii="맑은 고딕" w:hAnsi="맑은 고딕" w:eastAsia="맑은 고딕"/>
-          <w:b w:val="0"/>
-          <w:color w:val="1A1A1A"/>
-          <w:sz w:val="21"/>
-        </w:rPr>
-        <w:t>갑자기 가죽 장화가 아직 피가 흐르는 이졸데의 왼손 상처를 세게 밟고 짓이긴다.</w:t>
-      </w:r>
-    </w:p>
-    <w:p>
-      <w:pPr>
-        <w:spacing w:before="0" w:after="100" w:line="312" w:lineRule="auto"/>
-      </w:pPr>
-      <w:r>
-        <w:rPr>
-          <w:rFonts w:ascii="맑은 고딕" w:hAnsi="맑은 고딕" w:eastAsia="맑은 고딕"/>
-          <w:b/>
-          <w:color w:val="1A1A1A"/>
-          <w:sz w:val="21"/>
-        </w:rPr>
-        <w:t>문제</w:t>
-      </w:r>
-      <w:r>
-        <w:rPr>
-          <w:rFonts w:ascii="맑은 고딕" w:hAnsi="맑은 고딕" w:eastAsia="맑은 고딕"/>
-          <w:b w:val="0"/>
-          <w:color w:val="1A1A1A"/>
-          <w:sz w:val="21"/>
-        </w:rPr>
-        <w:t>: 그은 곳은 손바닥인데 철창에 대는 건 손목이라, 영상에서 상처가 두 군데로 나와요. 어느 손인지도 5-4에서야 나와요.</w:t>
-      </w:r>
-    </w:p>
-    <w:p>
-      <w:pPr>
-        <w:spacing w:before="0" w:after="100" w:line="312" w:lineRule="auto"/>
-      </w:pPr>
-      <w:r>
-        <w:rPr>
-          <w:rFonts w:ascii="맑은 고딕" w:hAnsi="맑은 고딕" w:eastAsia="맑은 고딕"/>
-          <w:b/>
-          <w:color w:val="1A1A1A"/>
-          <w:sz w:val="21"/>
-        </w:rPr>
-        <w:t>제안</w:t>
-      </w:r>
-      <w:r>
-        <w:rPr>
-          <w:rFonts w:ascii="맑은 고딕" w:hAnsi="맑은 고딕" w:eastAsia="맑은 고딕"/>
-          <w:b w:val="0"/>
-          <w:color w:val="1A1A1A"/>
-          <w:sz w:val="21"/>
-        </w:rPr>
-        <w:t>: 「伊索尔德将流血的左手掌心死死贴在冰冷的铁栅栏上」로 맞춰 주세요(5-4 「左手伤口」와도 맞아요).</w:t>
-      </w:r>
-    </w:p>
-    <w:p>
-      <w:pPr>
-        <w:spacing w:before="200" w:after="60" w:line="312" w:lineRule="auto"/>
-      </w:pPr>
-      <w:r>
-        <w:rPr>
-          <w:rFonts w:ascii="맑은 고딕" w:hAnsi="맑은 고딕" w:eastAsia="맑은 고딕"/>
-          <w:b/>
-          <w:color w:val="1A1A1A"/>
-          <w:sz w:val="22"/>
-        </w:rPr>
-        <w:t>[7화 · 7-2] 에드릭 대사가 지문 줄 안에 붙어 있어요</w:t>
-      </w:r>
-    </w:p>
-    <w:p>
-      <w:pPr>
-        <w:spacing w:before="0" w:after="100" w:line="312" w:lineRule="auto"/>
-      </w:pPr>
-      <w:r>
-        <w:rPr>
-          <w:rFonts w:ascii="맑은 고딕" w:hAnsi="맑은 고딕" w:eastAsia="맑은 고딕"/>
-          <w:b/>
-          <w:color w:val="1A1A1A"/>
-          <w:sz w:val="21"/>
-        </w:rPr>
-        <w:t>원문</w:t>
-      </w:r>
-      <w:r>
-        <w:rPr>
-          <w:rFonts w:ascii="맑은 고딕" w:hAnsi="맑은 고딕" w:eastAsia="맑은 고딕"/>
-          <w:b w:val="0"/>
-          <w:color w:val="1A1A1A"/>
-          <w:sz w:val="21"/>
-        </w:rPr>
-        <w:t>:</w:t>
-      </w:r>
-    </w:p>
-    <w:p>
-      <w:pPr>
-        <w:spacing w:before="0" w:after="100" w:line="312" w:lineRule="auto"/>
-      </w:pPr>
-      <w:r>
-        <w:rPr>
-          <w:rFonts w:ascii="맑은 고딕" w:hAnsi="맑은 고딕" w:eastAsia="맑은 고딕"/>
-          <w:b w:val="0"/>
-          <w:color w:val="1A1A1A"/>
-          <w:sz w:val="21"/>
-        </w:rPr>
-        <w:t>(7-2) △埃德里克扯开自己的领口，沉重的身躯直接压上去，死死将伊索尔德按在身下。埃德里克（声音嘶哑）：王后？你现在只是我的情妇。叫出声来，让我听听龙族听过的声音！</w:t>
-      </w:r>
-    </w:p>
-    <w:p>
-      <w:pPr>
-        <w:spacing w:before="0" w:after="100" w:line="312" w:lineRule="auto"/>
-      </w:pPr>
-      <w:r>
-        <w:rPr>
-          <w:rFonts w:ascii="맑은 고딕" w:hAnsi="맑은 고딕" w:eastAsia="맑은 고딕"/>
-          <w:b/>
-          <w:color w:val="1A1A1A"/>
-          <w:sz w:val="21"/>
-        </w:rPr>
-        <w:t>번역</w:t>
-      </w:r>
-      <w:r>
-        <w:rPr>
-          <w:rFonts w:ascii="맑은 고딕" w:hAnsi="맑은 고딕" w:eastAsia="맑은 고딕"/>
-          <w:b w:val="0"/>
-          <w:color w:val="1A1A1A"/>
-          <w:sz w:val="21"/>
-        </w:rPr>
-        <w:t>:</w:t>
-      </w:r>
-    </w:p>
-    <w:p>
-      <w:pPr>
-        <w:spacing w:before="0" w:after="100" w:line="312" w:lineRule="auto"/>
-      </w:pPr>
-      <w:r>
-        <w:rPr>
-          <w:rFonts w:ascii="맑은 고딕" w:hAnsi="맑은 고딕" w:eastAsia="맑은 고딕"/>
-          <w:b w:val="0"/>
-          <w:color w:val="1A1A1A"/>
-          <w:sz w:val="21"/>
-        </w:rPr>
-        <w:t>에드릭이 옷깃을 풀어헤치고 육중한 몸으로 덮쳐 이졸데를 짓누른다. 에드릭(쉰 목소리로): 왕후? 이젠 내 정부일 뿐이야. 소리 내 봐. 용족이 들었던 소리를 나도 들어 보자!</w:t>
-      </w:r>
-    </w:p>
-    <w:p>
-      <w:pPr>
-        <w:spacing w:before="0" w:after="100" w:line="312" w:lineRule="auto"/>
-      </w:pPr>
-      <w:r>
-        <w:rPr>
-          <w:rFonts w:ascii="맑은 고딕" w:hAnsi="맑은 고딕" w:eastAsia="맑은 고딕"/>
-          <w:b/>
-          <w:color w:val="1A1A1A"/>
-          <w:sz w:val="21"/>
-        </w:rPr>
-        <w:t>문제</w:t>
-      </w:r>
-      <w:r>
-        <w:rPr>
-          <w:rFonts w:ascii="맑은 고딕" w:hAnsi="맑은 고딕" w:eastAsia="맑은 고딕"/>
-          <w:b w:val="0"/>
-          <w:color w:val="1A1A1A"/>
-          <w:sz w:val="21"/>
-        </w:rPr>
-        <w:t>: 대사가 지문 줄 안에 있어서 대사로 안 읽히고 빠질 수 있어요.</w:t>
-      </w:r>
-    </w:p>
-    <w:p>
-      <w:pPr>
-        <w:spacing w:before="0" w:after="100" w:line="312" w:lineRule="auto"/>
-      </w:pPr>
-      <w:r>
-        <w:rPr>
-          <w:rFonts w:ascii="맑은 고딕" w:hAnsi="맑은 고딕" w:eastAsia="맑은 고딕"/>
-          <w:b/>
-          <w:color w:val="1A1A1A"/>
-          <w:sz w:val="21"/>
-        </w:rPr>
-        <w:t>제안</w:t>
-      </w:r>
-      <w:r>
-        <w:rPr>
-          <w:rFonts w:ascii="맑은 고딕" w:hAnsi="맑은 고딕" w:eastAsia="맑은 고딕"/>
-          <w:b w:val="0"/>
-          <w:color w:val="1A1A1A"/>
-          <w:sz w:val="21"/>
-        </w:rPr>
-        <w:t>: 「埃德里克（声音嘶哑）：」부터 다음 줄로 내려 주세요.</w:t>
-      </w:r>
-    </w:p>
-    <w:p>
-      <w:pPr>
-        <w:spacing w:before="200" w:after="60" w:line="312" w:lineRule="auto"/>
-      </w:pPr>
-      <w:r>
-        <w:rPr>
-          <w:rFonts w:ascii="맑은 고딕" w:hAnsi="맑은 고딕" w:eastAsia="맑은 고딕"/>
-          <w:b/>
-          <w:color w:val="1A1A1A"/>
-          <w:sz w:val="22"/>
-        </w:rPr>
-        <w:t>[1·2·5·7화] 인물 줄과 지문이 안 맞는 곳이 다섯 군데예요</w:t>
-      </w:r>
-    </w:p>
-    <w:p>
-      <w:pPr>
-        <w:spacing w:before="0" w:after="100" w:line="312" w:lineRule="auto"/>
-      </w:pPr>
-      <w:r>
-        <w:rPr>
-          <w:rFonts w:ascii="맑은 고딕" w:hAnsi="맑은 고딕" w:eastAsia="맑은 고딕"/>
-          <w:b/>
-          <w:color w:val="1A1A1A"/>
-          <w:sz w:val="21"/>
-        </w:rPr>
-        <w:t>원문</w:t>
-      </w:r>
-      <w:r>
-        <w:rPr>
-          <w:rFonts w:ascii="맑은 고딕" w:hAnsi="맑은 고딕" w:eastAsia="맑은 고딕"/>
-          <w:b w:val="0"/>
-          <w:color w:val="1A1A1A"/>
-          <w:sz w:val="21"/>
-        </w:rPr>
-        <w:t>:</w:t>
-      </w:r>
-    </w:p>
-    <w:p>
-      <w:pPr>
-        <w:spacing w:before="0" w:after="100" w:line="312" w:lineRule="auto"/>
-      </w:pPr>
-      <w:r>
-        <w:rPr>
-          <w:rFonts w:ascii="맑은 고딕" w:hAnsi="맑은 고딕" w:eastAsia="맑은 고딕"/>
-          <w:b w:val="0"/>
-          <w:color w:val="1A1A1A"/>
-          <w:sz w:val="21"/>
-        </w:rPr>
-        <w:t>(1-1 인물 줄) 出场人物：维尔、伊索尔德、龙族长老、众龙族</w:t>
-      </w:r>
-    </w:p>
-    <w:p>
-      <w:pPr>
-        <w:spacing w:before="0" w:after="100" w:line="312" w:lineRule="auto"/>
-      </w:pPr>
-      <w:r>
-        <w:rPr>
-          <w:rFonts w:ascii="맑은 고딕" w:hAnsi="맑은 고딕" w:eastAsia="맑은 고딕"/>
-          <w:b w:val="0"/>
-          <w:color w:val="1A1A1A"/>
-          <w:sz w:val="21"/>
-        </w:rPr>
-        <w:t>(1-3) 搜查士兵（VO）：异宝的气息在这！锁死马厩，一只鸟都不许飞出去！</w:t>
-      </w:r>
-    </w:p>
-    <w:p>
-      <w:pPr>
-        <w:spacing w:before="0" w:after="100" w:line="312" w:lineRule="auto"/>
-      </w:pPr>
-      <w:r>
-        <w:rPr>
-          <w:rFonts w:ascii="맑은 고딕" w:hAnsi="맑은 고딕" w:eastAsia="맑은 고딕"/>
-          <w:b w:val="0"/>
-          <w:color w:val="1A1A1A"/>
-          <w:sz w:val="21"/>
-        </w:rPr>
-        <w:t>(2-3) △老长老托伦浑身是血跑上前。</w:t>
-      </w:r>
-    </w:p>
-    <w:p>
-      <w:pPr>
-        <w:spacing w:before="0" w:after="100" w:line="312" w:lineRule="auto"/>
-      </w:pPr>
-      <w:r>
-        <w:rPr>
-          <w:rFonts w:ascii="맑은 고딕" w:hAnsi="맑은 고딕" w:eastAsia="맑은 고딕"/>
-          <w:b w:val="0"/>
-          <w:color w:val="1A1A1A"/>
-          <w:sz w:val="21"/>
-        </w:rPr>
-        <w:t>(5-3 인물 줄) 出场人物：维尔、士兵</w:t>
-      </w:r>
-    </w:p>
-    <w:p>
-      <w:pPr>
-        <w:spacing w:before="0" w:after="100" w:line="312" w:lineRule="auto"/>
-      </w:pPr>
-      <w:r>
-        <w:rPr>
-          <w:rFonts w:ascii="맑은 고딕" w:hAnsi="맑은 고딕" w:eastAsia="맑은 고딕"/>
-          <w:b w:val="0"/>
-          <w:color w:val="1A1A1A"/>
-          <w:sz w:val="21"/>
-        </w:rPr>
-        <w:t>(7-3 인물 줄) 出场人物：维尔</w:t>
-      </w:r>
-    </w:p>
-    <w:p>
-      <w:pPr>
-        <w:spacing w:before="0" w:after="100" w:line="312" w:lineRule="auto"/>
-      </w:pPr>
-      <w:r>
-        <w:rPr>
-          <w:rFonts w:ascii="맑은 고딕" w:hAnsi="맑은 고딕" w:eastAsia="맑은 고딕"/>
-          <w:b w:val="0"/>
-          <w:color w:val="1A1A1A"/>
-          <w:sz w:val="21"/>
-        </w:rPr>
-        <w:t>(7-3) △维尔没有理会眼前的敌军，直起身子挥动覆满黑色龙鳞的右臂，一拳狠狠砸向面前的浓烟滚滚的天空。</w:t>
-      </w:r>
-    </w:p>
-    <w:p>
-      <w:pPr>
-        <w:spacing w:before="0" w:after="100" w:line="312" w:lineRule="auto"/>
-      </w:pPr>
-      <w:r>
-        <w:rPr>
-          <w:rFonts w:ascii="맑은 고딕" w:hAnsi="맑은 고딕" w:eastAsia="맑은 고딕"/>
-          <w:b/>
-          <w:color w:val="1A1A1A"/>
-          <w:sz w:val="21"/>
-        </w:rPr>
-        <w:t>번역</w:t>
-      </w:r>
-      <w:r>
-        <w:rPr>
-          <w:rFonts w:ascii="맑은 고딕" w:hAnsi="맑은 고딕" w:eastAsia="맑은 고딕"/>
-          <w:b w:val="0"/>
-          <w:color w:val="1A1A1A"/>
-          <w:sz w:val="21"/>
-        </w:rPr>
-        <w:t>:</w:t>
-      </w:r>
-    </w:p>
-    <w:p>
-      <w:pPr>
-        <w:spacing w:before="0" w:after="100" w:line="312" w:lineRule="auto"/>
-      </w:pPr>
-      <w:r>
-        <w:rPr>
-          <w:rFonts w:ascii="맑은 고딕" w:hAnsi="맑은 고딕" w:eastAsia="맑은 고딕"/>
-          <w:b w:val="0"/>
-          <w:color w:val="1A1A1A"/>
-          <w:sz w:val="21"/>
-        </w:rPr>
-        <w:t>1-1 등장인물: 바엘, 이졸데, 용족 장로, 용족들</w:t>
-      </w:r>
-    </w:p>
-    <w:p>
-      <w:pPr>
-        <w:spacing w:before="0" w:after="100" w:line="312" w:lineRule="auto"/>
-      </w:pPr>
-      <w:r>
-        <w:rPr>
-          <w:rFonts w:ascii="맑은 고딕" w:hAnsi="맑은 고딕" w:eastAsia="맑은 고딕"/>
-          <w:b w:val="0"/>
-          <w:color w:val="1A1A1A"/>
-          <w:sz w:val="21"/>
-        </w:rPr>
-        <w:t>수색 병사(VO): 보물 기운이 여기서 난다! 마구간을 봉쇄해! 새 한 마리도 못 빠져나가게 해!</w:t>
-      </w:r>
-    </w:p>
-    <w:p>
-      <w:pPr>
-        <w:spacing w:before="0" w:after="100" w:line="312" w:lineRule="auto"/>
-      </w:pPr>
-      <w:r>
-        <w:rPr>
-          <w:rFonts w:ascii="맑은 고딕" w:hAnsi="맑은 고딕" w:eastAsia="맑은 고딕"/>
-          <w:b w:val="0"/>
-          <w:color w:val="1A1A1A"/>
-          <w:sz w:val="21"/>
-        </w:rPr>
-        <w:t>피투성이가 된 노장로 토렌이 달려온다.</w:t>
-      </w:r>
-    </w:p>
-    <w:p>
-      <w:pPr>
-        <w:spacing w:before="0" w:after="100" w:line="312" w:lineRule="auto"/>
-      </w:pPr>
-      <w:r>
-        <w:rPr>
-          <w:rFonts w:ascii="맑은 고딕" w:hAnsi="맑은 고딕" w:eastAsia="맑은 고딕"/>
-          <w:b w:val="0"/>
-          <w:color w:val="1A1A1A"/>
-          <w:sz w:val="21"/>
-        </w:rPr>
-        <w:t>5-3 등장인물: 바엘, 병사</w:t>
-      </w:r>
-    </w:p>
-    <w:p>
-      <w:pPr>
-        <w:spacing w:before="0" w:after="100" w:line="312" w:lineRule="auto"/>
-      </w:pPr>
-      <w:r>
-        <w:rPr>
-          <w:rFonts w:ascii="맑은 고딕" w:hAnsi="맑은 고딕" w:eastAsia="맑은 고딕"/>
-          <w:b w:val="0"/>
-          <w:color w:val="1A1A1A"/>
-          <w:sz w:val="21"/>
-        </w:rPr>
-        <w:t>7-3 등장인물: 바엘</w:t>
-      </w:r>
-    </w:p>
-    <w:p>
-      <w:pPr>
-        <w:spacing w:before="0" w:after="100" w:line="312" w:lineRule="auto"/>
-      </w:pPr>
-      <w:r>
-        <w:rPr>
-          <w:rFonts w:ascii="맑은 고딕" w:hAnsi="맑은 고딕" w:eastAsia="맑은 고딕"/>
-          <w:b w:val="0"/>
-          <w:color w:val="1A1A1A"/>
-          <w:sz w:val="21"/>
-        </w:rPr>
-        <w:t>바엘이 눈앞의 적군은 아랑곳하지 않고 일어나, 검은 용 비늘로 덮인 오른팔로 연기 자욱한 하늘을 향해 주먹을 내지른다.</w:t>
-      </w:r>
-    </w:p>
-    <w:p>
-      <w:pPr>
-        <w:spacing w:before="0" w:after="100" w:line="312" w:lineRule="auto"/>
-      </w:pPr>
-      <w:r>
-        <w:rPr>
-          <w:rFonts w:ascii="맑은 고딕" w:hAnsi="맑은 고딕" w:eastAsia="맑은 고딕"/>
-          <w:b/>
-          <w:color w:val="1A1A1A"/>
-          <w:sz w:val="21"/>
-        </w:rPr>
-        <w:t>문제</w:t>
-      </w:r>
-      <w:r>
-        <w:rPr>
-          <w:rFonts w:ascii="맑은 고딕" w:hAnsi="맑은 고딕" w:eastAsia="맑은 고딕"/>
-          <w:b w:val="0"/>
-          <w:color w:val="1A1A1A"/>
-          <w:sz w:val="21"/>
-        </w:rPr>
-        <w:t>: 1-1 「龙族长老」는 인물 줄에만 있고 장면엔 안 나와요. 1-3 수색 병사와 2-3 토렌은 장면에 나오는데 인물 줄(1-3 「伊索尔德」만, 2-3 「维尔、龙族战士、叛军残部」)에 없어요. 5-3 「士兵」은 인물 줄엔 있는데 지문에 한 번도 안 보여서 바엘이 「把路劈开」를 누구에게 하는지 안 보여요. 7-3 「敌军」은 지문에 한 번 나오는데 인물 줄에도 없고 그 장면에 적군이 보인 적도 없어요.</w:t>
-      </w:r>
-    </w:p>
-    <w:p>
-      <w:pPr>
-        <w:spacing w:before="0" w:after="100" w:line="312" w:lineRule="auto"/>
-      </w:pPr>
-      <w:r>
-        <w:rPr>
-          <w:rFonts w:ascii="맑은 고딕" w:hAnsi="맑은 고딕" w:eastAsia="맑은 고딕"/>
-          <w:b/>
-          <w:color w:val="1A1A1A"/>
-          <w:sz w:val="21"/>
-        </w:rPr>
-        <w:t>제안</w:t>
-      </w:r>
-      <w:r>
-        <w:rPr>
-          <w:rFonts w:ascii="맑은 고딕" w:hAnsi="맑은 고딕" w:eastAsia="맑은 고딕"/>
-          <w:b w:val="0"/>
-          <w:color w:val="1A1A1A"/>
-          <w:sz w:val="21"/>
-        </w:rPr>
-        <w:t>: 인물 줄을 장면에 나오는 사람에 맞춰 주세요. 7-3은 첫 지문에 바엘 앞을 막은 적군을 넣거나, 「没有理会眼前的敌军，」를 빼 주세요.</w:t>
+        <w:t>: 2-3 인물 줄에 「托伦」을 넣어 주세요. 7-3은 첫 지문에 바엘 앞을 막은 적군을 넣고 인물 줄에 「敌军」을 넣거나, 「没有理会眼前的敌军，」를 빼 주세요.</w:t>
       </w:r>
     </w:p>
     <w:p>
